--- a/paper_draft.docx
+++ b/paper_draft.docx
@@ -161,7 +161,7 @@
           <w:i w:val="false"/>
           <w:iCs w:val="false"/>
         </w:rPr>
-        <w:t xml:space="preserve">Automatic prompt optimization tools, such as DSPy, have been shown to match or beat fine-tuning on tasks like classification, question answering, and summarization, often needing far fewer labeled examples. But almost no study compares these tools on agentic tasks that need many steps and tool calls. We compare DSPy, using MIPROv2, against QLoRA fine-tuning, both on the same open model, Llama-3.1-8B-Instruct. We test three levels of task difficulty: single tool call, multi-tool chains, and error recovery, on held-out data the model has not seen. Our central finding is that neither method wins uniformly; which one wins depends on what skill the task needs. On multi-tool chains (baseline 41.7%), DSPy reached 100% success using only 10 training examples, while QLoRA, trained on the same 10 examples, reached 83.3%. On error recovery (baseline 90.0%), our first DSPy run failed on all 6 held-out tasks (0%), repeatedly reissuing the same failed tool call instead of recognizing the error and stopping. We diagnosed this directly and built a lightweight repetition-guard mechanism that detects an identical repeated tool call and stops the program instead of retrying it. With this guard added, DSPy recovered to 83.3%, matching QLoRA's robustness on this tier while still leading on multi-tool chains. On the easiest level, single tool call (baseline 93.8%), both methods reached 100% regardless of training set size, since the baseline left little room for either method to differentiate itself. These results show that a method's advantage on one agentic skill does not transfer to another, that failures can be diagnosed and directly fixed with small, targeted mechanisms, and that claims of one method being generally superior should be checked skill-by-skill rather than assumed.</w:t>
+        <w:t xml:space="preserve">Automatic prompt optimization tools, such as DSPy, have been shown to match or beat fine-tuning on tasks like classification, question answering, and summarization, often needing far fewer labeled examples. But almost no study compares these tools on agentic tasks that need many steps and tool calls. We compare DSPy, using MIPROv2, against QLoRA fine-tuning, both on the same open model, Llama-3.1-8B-Instruct. We test three levels of task difficulty: single tool call, multi-tool chains, and error recovery, on held-out data the model has not seen, and repeat our two hardest comparisons across 3 random seeds. Our central finding is that neither method wins uniformly; which one wins depends on what skill the task needs. On multi-tool chains (baseline 41.7%), DSPy reached 100% success on every one of 3 seeds (18/18 held-out evaluations), while QLoRA, trained on the same data, averaged 72.2% (13/18) with real seed-to-seed variation; pooled across seeds this gap is statistically significant (Fisher's exact test, p = 0.046). This gap closed at a larger data size: with 50 training examples instead of 10, both methods reached 100% on multi-tool chains, suggesting DSPy's edge at N=10 is a data-efficiency advantage at very small sample sizes, not a permanent one. On error recovery (baseline 90.0%), our first DSPy run failed on all 6 held-out tasks (0%), repeatedly reissuing the same failed tool call instead of recognizing the error and stopping. We diagnosed this directly and built a lightweight repetition-guard mechanism that detects an identical repeated tool call and stops the program instead of retrying it. With this guard added, DSPy recovered to 83.3%, identical to QLoRA's 83.3% across all 3 seeds — an exact, consistent parity. On the easiest level, single tool call (baseline 93.8%), both methods reached 100% regardless of training set size, since the baseline left little room for either method to differentiate itself. These results show that a method's advantage on one agentic skill does not transfer to another, that failures can be diagnosed and directly fixed with small, targeted mechanisms, and that claims of one method being generally superior should be checked skill-by-skill, with enough seeds to trust the result, rather than assumed from a single run.</w:t>
       </w:r>
     </w:p>
     <w:p>
@@ -1281,7 +1281,7 @@
                 <w:b w:val="false"/>
                 <w:bCs w:val="false"/>
               </w:rPr>
-              <w:t xml:space="preserve">DSPy-optimized, N=10</w:t>
+              <w:t xml:space="preserve">DSPy-optimized, N=10 (1 seed)</w:t>
             </w:r>
           </w:p>
         </w:tc>
@@ -1339,7 +1339,7 @@
                 <w:b w:val="false"/>
                 <w:bCs w:val="false"/>
               </w:rPr>
-              <w:t xml:space="preserve">DSPy-optimized + guard, N=10</w:t>
+              <w:t xml:space="preserve">DSPy-optimized, N=10 (3 seeds, pooled)</w:t>
             </w:r>
           </w:p>
         </w:tc>
@@ -1367,7 +1367,7 @@
                 <w:b w:val="false"/>
                 <w:bCs w:val="false"/>
               </w:rPr>
-              <w:t xml:space="preserve">100% (6/6)</w:t>
+              <w:t xml:space="preserve">100% (18/18), range 100-100%</w:t>
             </w:r>
           </w:p>
         </w:tc>
@@ -1397,7 +1397,7 @@
                 <w:b w:val="false"/>
                 <w:bCs w:val="false"/>
               </w:rPr>
-              <w:t xml:space="preserve">QLoRA fine-tuned, N=10</w:t>
+              <w:t xml:space="preserve">QLoRA fine-tuned, N=10 (1 seed)</w:t>
             </w:r>
           </w:p>
         </w:tc>
@@ -1441,21 +1441,21 @@
                 <w:b w:val="false"/>
                 <w:bCs w:val="false"/>
               </w:rPr>
-              <w:t xml:space="preserve">Tier 3 (error recovery)</w:t>
-            </w:r>
-          </w:p>
-        </w:tc>
-        <w:tc>
-          <w:tcPr>
-            <w:tcW w:type="dxa" w:w="2600"/>
-          </w:tcPr>
-          <w:p>
-            <w:r>
-              <w:rPr>
-                <w:b w:val="false"/>
-                <w:bCs w:val="false"/>
-              </w:rPr>
-              <w:t xml:space="preserve">Baseline</w:t>
+              <w:t xml:space="preserve">Tier 2 (multi-tool chain)</w:t>
+            </w:r>
+          </w:p>
+        </w:tc>
+        <w:tc>
+          <w:tcPr>
+            <w:tcW w:type="dxa" w:w="2600"/>
+          </w:tcPr>
+          <w:p>
+            <w:r>
+              <w:rPr>
+                <w:b w:val="false"/>
+                <w:bCs w:val="false"/>
+              </w:rPr>
+              <w:t xml:space="preserve">QLoRA fine-tuned, N=10 (3 seeds, pooled)</w:t>
             </w:r>
           </w:p>
         </w:tc>
@@ -1469,7 +1469,7 @@
                 <w:b w:val="false"/>
                 <w:bCs w:val="false"/>
               </w:rPr>
-              <w:t xml:space="preserve">—</w:t>
+              <w:t xml:space="preserve">held-out</w:t>
             </w:r>
           </w:p>
         </w:tc>
@@ -1483,7 +1483,7 @@
                 <w:b w:val="false"/>
                 <w:bCs w:val="false"/>
               </w:rPr>
-              <w:t xml:space="preserve">90.0% (9/10)</w:t>
+              <w:t xml:space="preserve">72.2% (13/18), range 66.7-83.3%</w:t>
             </w:r>
           </w:p>
         </w:tc>
@@ -1499,21 +1499,21 @@
                 <w:b w:val="false"/>
                 <w:bCs w:val="false"/>
               </w:rPr>
-              <w:t xml:space="preserve">Tier 3 (error recovery)</w:t>
-            </w:r>
-          </w:p>
-        </w:tc>
-        <w:tc>
-          <w:tcPr>
-            <w:tcW w:type="dxa" w:w="2600"/>
-          </w:tcPr>
-          <w:p>
-            <w:r>
-              <w:rPr>
-                <w:b w:val="false"/>
-                <w:bCs w:val="false"/>
-              </w:rPr>
-              <w:t xml:space="preserve">DSPy-optimized, N=10</w:t>
+              <w:t xml:space="preserve">Tier 2 (multi-tool chain)</w:t>
+            </w:r>
+          </w:p>
+        </w:tc>
+        <w:tc>
+          <w:tcPr>
+            <w:tcW w:type="dxa" w:w="2600"/>
+          </w:tcPr>
+          <w:p>
+            <w:r>
+              <w:rPr>
+                <w:b w:val="false"/>
+                <w:bCs w:val="false"/>
+              </w:rPr>
+              <w:t xml:space="preserve">DSPy-optimized, N=50 (1 seed)</w:t>
             </w:r>
           </w:p>
         </w:tc>
@@ -1541,7 +1541,7 @@
                 <w:b w:val="false"/>
                 <w:bCs w:val="false"/>
               </w:rPr>
-              <w:t xml:space="preserve">0% (0/6)</w:t>
+              <w:t xml:space="preserve">100% (6/6)</w:t>
             </w:r>
           </w:p>
         </w:tc>
@@ -1557,21 +1557,21 @@
                 <w:b w:val="false"/>
                 <w:bCs w:val="false"/>
               </w:rPr>
-              <w:t xml:space="preserve">Tier 3 (error recovery)</w:t>
-            </w:r>
-          </w:p>
-        </w:tc>
-        <w:tc>
-          <w:tcPr>
-            <w:tcW w:type="dxa" w:w="2600"/>
-          </w:tcPr>
-          <w:p>
-            <w:r>
-              <w:rPr>
-                <w:b w:val="false"/>
-                <w:bCs w:val="false"/>
-              </w:rPr>
-              <w:t xml:space="preserve">DSPy-optimized + guard, N=10</w:t>
+              <w:t xml:space="preserve">Tier 2 (multi-tool chain)</w:t>
+            </w:r>
+          </w:p>
+        </w:tc>
+        <w:tc>
+          <w:tcPr>
+            <w:tcW w:type="dxa" w:w="2600"/>
+          </w:tcPr>
+          <w:p>
+            <w:r>
+              <w:rPr>
+                <w:b w:val="false"/>
+                <w:bCs w:val="false"/>
+              </w:rPr>
+              <w:t xml:space="preserve">QLoRA fine-tuned, N=50 (1 seed)</w:t>
             </w:r>
           </w:p>
         </w:tc>
@@ -1599,7 +1599,7 @@
                 <w:b w:val="false"/>
                 <w:bCs w:val="false"/>
               </w:rPr>
-              <w:t xml:space="preserve">83.3% (5/6)</w:t>
+              <w:t xml:space="preserve">100% (6/6)</w:t>
             </w:r>
           </w:p>
         </w:tc>
@@ -1629,7 +1629,7 @@
                 <w:b w:val="false"/>
                 <w:bCs w:val="false"/>
               </w:rPr>
-              <w:t xml:space="preserve">QLoRA fine-tuned, N=10</w:t>
+              <w:t xml:space="preserve">Baseline</w:t>
             </w:r>
           </w:p>
         </w:tc>
@@ -1643,6 +1643,64 @@
                 <w:b w:val="false"/>
                 <w:bCs w:val="false"/>
               </w:rPr>
+              <w:t xml:space="preserve">—</w:t>
+            </w:r>
+          </w:p>
+        </w:tc>
+        <w:tc>
+          <w:tcPr>
+            <w:tcW w:type="dxa" w:w="2200"/>
+          </w:tcPr>
+          <w:p>
+            <w:r>
+              <w:rPr>
+                <w:b w:val="false"/>
+                <w:bCs w:val="false"/>
+              </w:rPr>
+              <w:t xml:space="preserve">90.0% (9/10)</w:t>
+            </w:r>
+          </w:p>
+        </w:tc>
+      </w:tr>
+      <w:tr>
+        <w:tc>
+          <w:tcPr>
+            <w:tcW w:type="dxa" w:w="2600"/>
+          </w:tcPr>
+          <w:p>
+            <w:r>
+              <w:rPr>
+                <w:b w:val="false"/>
+                <w:bCs w:val="false"/>
+              </w:rPr>
+              <w:t xml:space="preserve">Tier 3 (error recovery)</w:t>
+            </w:r>
+          </w:p>
+        </w:tc>
+        <w:tc>
+          <w:tcPr>
+            <w:tcW w:type="dxa" w:w="2600"/>
+          </w:tcPr>
+          <w:p>
+            <w:r>
+              <w:rPr>
+                <w:b w:val="false"/>
+                <w:bCs w:val="false"/>
+              </w:rPr>
+              <w:t xml:space="preserve">DSPy-optimized, N=10 (un-guarded)</w:t>
+            </w:r>
+          </w:p>
+        </w:tc>
+        <w:tc>
+          <w:tcPr>
+            <w:tcW w:type="dxa" w:w="1800"/>
+          </w:tcPr>
+          <w:p>
+            <w:r>
+              <w:rPr>
+                <w:b w:val="false"/>
+                <w:bCs w:val="false"/>
+              </w:rPr>
               <w:t xml:space="preserve">held-out</w:t>
             </w:r>
           </w:p>
@@ -1657,7 +1715,239 @@
                 <w:b w:val="false"/>
                 <w:bCs w:val="false"/>
               </w:rPr>
+              <w:t xml:space="preserve">0% (0/6)</w:t>
+            </w:r>
+          </w:p>
+        </w:tc>
+      </w:tr>
+      <w:tr>
+        <w:tc>
+          <w:tcPr>
+            <w:tcW w:type="dxa" w:w="2600"/>
+          </w:tcPr>
+          <w:p>
+            <w:r>
+              <w:rPr>
+                <w:b w:val="false"/>
+                <w:bCs w:val="false"/>
+              </w:rPr>
+              <w:t xml:space="preserve">Tier 3 (error recovery)</w:t>
+            </w:r>
+          </w:p>
+        </w:tc>
+        <w:tc>
+          <w:tcPr>
+            <w:tcW w:type="dxa" w:w="2600"/>
+          </w:tcPr>
+          <w:p>
+            <w:r>
+              <w:rPr>
+                <w:b w:val="false"/>
+                <w:bCs w:val="false"/>
+              </w:rPr>
+              <w:t xml:space="preserve">DSPy-optimized + guard, N=10 (3 seeds, pooled)</w:t>
+            </w:r>
+          </w:p>
+        </w:tc>
+        <w:tc>
+          <w:tcPr>
+            <w:tcW w:type="dxa" w:w="1800"/>
+          </w:tcPr>
+          <w:p>
+            <w:r>
+              <w:rPr>
+                <w:b w:val="false"/>
+                <w:bCs w:val="false"/>
+              </w:rPr>
+              <w:t xml:space="preserve">held-out</w:t>
+            </w:r>
+          </w:p>
+        </w:tc>
+        <w:tc>
+          <w:tcPr>
+            <w:tcW w:type="dxa" w:w="2200"/>
+          </w:tcPr>
+          <w:p>
+            <w:r>
+              <w:rPr>
+                <w:b w:val="false"/>
+                <w:bCs w:val="false"/>
+              </w:rPr>
+              <w:t xml:space="preserve">83.3% (15/18), range 83.3-83.3%</w:t>
+            </w:r>
+          </w:p>
+        </w:tc>
+      </w:tr>
+      <w:tr>
+        <w:tc>
+          <w:tcPr>
+            <w:tcW w:type="dxa" w:w="2600"/>
+          </w:tcPr>
+          <w:p>
+            <w:r>
+              <w:rPr>
+                <w:b w:val="false"/>
+                <w:bCs w:val="false"/>
+              </w:rPr>
+              <w:t xml:space="preserve">Tier 3 (error recovery)</w:t>
+            </w:r>
+          </w:p>
+        </w:tc>
+        <w:tc>
+          <w:tcPr>
+            <w:tcW w:type="dxa" w:w="2600"/>
+          </w:tcPr>
+          <w:p>
+            <w:r>
+              <w:rPr>
+                <w:b w:val="false"/>
+                <w:bCs w:val="false"/>
+              </w:rPr>
+              <w:t xml:space="preserve">QLoRA fine-tuned, N=10 (3 seeds, pooled)</w:t>
+            </w:r>
+          </w:p>
+        </w:tc>
+        <w:tc>
+          <w:tcPr>
+            <w:tcW w:type="dxa" w:w="1800"/>
+          </w:tcPr>
+          <w:p>
+            <w:r>
+              <w:rPr>
+                <w:b w:val="false"/>
+                <w:bCs w:val="false"/>
+              </w:rPr>
+              <w:t xml:space="preserve">held-out</w:t>
+            </w:r>
+          </w:p>
+        </w:tc>
+        <w:tc>
+          <w:tcPr>
+            <w:tcW w:type="dxa" w:w="2200"/>
+          </w:tcPr>
+          <w:p>
+            <w:r>
+              <w:rPr>
+                <w:b w:val="false"/>
+                <w:bCs w:val="false"/>
+              </w:rPr>
+              <w:t xml:space="preserve">83.3% (15/18), range 83.3-83.3%</w:t>
+            </w:r>
+          </w:p>
+        </w:tc>
+      </w:tr>
+      <w:tr>
+        <w:tc>
+          <w:tcPr>
+            <w:tcW w:type="dxa" w:w="2600"/>
+          </w:tcPr>
+          <w:p>
+            <w:r>
+              <w:rPr>
+                <w:b w:val="false"/>
+                <w:bCs w:val="false"/>
+              </w:rPr>
+              <w:t xml:space="preserve">Tier 3 (error recovery)</w:t>
+            </w:r>
+          </w:p>
+        </w:tc>
+        <w:tc>
+          <w:tcPr>
+            <w:tcW w:type="dxa" w:w="2600"/>
+          </w:tcPr>
+          <w:p>
+            <w:r>
+              <w:rPr>
+                <w:b w:val="false"/>
+                <w:bCs w:val="false"/>
+              </w:rPr>
+              <w:t xml:space="preserve">DSPy-optimized + guard, N=50 (1 seed)</w:t>
+            </w:r>
+          </w:p>
+        </w:tc>
+        <w:tc>
+          <w:tcPr>
+            <w:tcW w:type="dxa" w:w="1800"/>
+          </w:tcPr>
+          <w:p>
+            <w:r>
+              <w:rPr>
+                <w:b w:val="false"/>
+                <w:bCs w:val="false"/>
+              </w:rPr>
+              <w:t xml:space="preserve">held-out</w:t>
+            </w:r>
+          </w:p>
+        </w:tc>
+        <w:tc>
+          <w:tcPr>
+            <w:tcW w:type="dxa" w:w="2200"/>
+          </w:tcPr>
+          <w:p>
+            <w:r>
+              <w:rPr>
+                <w:b w:val="false"/>
+                <w:bCs w:val="false"/>
+              </w:rPr>
               <w:t xml:space="preserve">83.3% (5/6)</w:t>
+            </w:r>
+          </w:p>
+        </w:tc>
+      </w:tr>
+      <w:tr>
+        <w:tc>
+          <w:tcPr>
+            <w:tcW w:type="dxa" w:w="2600"/>
+          </w:tcPr>
+          <w:p>
+            <w:r>
+              <w:rPr>
+                <w:b w:val="false"/>
+                <w:bCs w:val="false"/>
+              </w:rPr>
+              <w:t xml:space="preserve">Tier 3 (error recovery)</w:t>
+            </w:r>
+          </w:p>
+        </w:tc>
+        <w:tc>
+          <w:tcPr>
+            <w:tcW w:type="dxa" w:w="2600"/>
+          </w:tcPr>
+          <w:p>
+            <w:r>
+              <w:rPr>
+                <w:b w:val="false"/>
+                <w:bCs w:val="false"/>
+              </w:rPr>
+              <w:t xml:space="preserve">QLoRA fine-tuned, N=50 (1 seed)</w:t>
+            </w:r>
+          </w:p>
+        </w:tc>
+        <w:tc>
+          <w:tcPr>
+            <w:tcW w:type="dxa" w:w="1800"/>
+          </w:tcPr>
+          <w:p>
+            <w:r>
+              <w:rPr>
+                <w:b w:val="false"/>
+                <w:bCs w:val="false"/>
+              </w:rPr>
+              <w:t xml:space="preserve">held-out</w:t>
+            </w:r>
+          </w:p>
+        </w:tc>
+        <w:tc>
+          <w:tcPr>
+            <w:tcW w:type="dxa" w:w="2200"/>
+          </w:tcPr>
+          <w:p>
+            <w:r>
+              <w:rPr>
+                <w:b w:val="false"/>
+                <w:bCs w:val="false"/>
+              </w:rPr>
+              <w:t xml:space="preserve">100% (6/6)</w:t>
             </w:r>
           </w:p>
         </w:tc>
@@ -1762,21 +2052,21 @@
           <w:i w:val="false"/>
           <w:iCs w:val="false"/>
         </w:rPr>
-        <w:t xml:space="preserve">Two clear patterns stand out before accounting for the guard. First, on Tier 1, the untouched baseline was already close to the ceiling, at 93.8%. Both DSPy and QLoRA reached 100%, no matter if they used 10 or 50 training examples. This tier simply does not leave enough room to tell the two methods apart. Second, on Tier 2, the baseline was far from the ceiling, at 41.7%. Both methods made large gains here. But DSPy-optimized prompting reached 100% at N=10, while QLoRA, fine-tuned on the exact same 10 examples, only reached 83.3%.</w:t>
-      </w:r>
-    </w:p>
-    <w:p>
-      <w:pPr>
-        <w:spacing w:after="160"/>
-      </w:pPr>
-      <w:r>
-        <w:rPr>
-          <w:b w:val="false"/>
-          <w:bCs w:val="false"/>
-          <w:i w:val="false"/>
-          <w:iCs w:val="false"/>
-        </w:rPr>
-        <w:t xml:space="preserve">We treat this Tier 2 gap carefully rather than overstating it. The held-out set has only 6 tasks, so we computed an exact statistical comparison rather than reporting the raw percentages alone. The 95% exact binomial confidence interval for DSPy's 6/6 is [54.1%, 100%]; for QLoRA's 5/6 it is [35.9%, 99.6%]. These intervals overlap substantially. Because DSPy passed every task, the only possible discordant outcome is DSPy-pass/QLoRA-fail, of which there is exactly one; an exact McNemar-style test on this single discordant pair gives p = 1.0, meaning the observed gap is not statistically significant at this sample size. We report the gap because it is the actual result we observed, and because it lines up with a specific, checkable failure-mode explanation (Section 5), but we do not claim it as a firmly established effect.</w:t>
+        <w:t xml:space="preserve">Two clear patterns stand out before accounting for the guard. First, on Tier 1, the untouched baseline was already close to the ceiling, at 93.8%. Both DSPy and QLoRA reached 100%, no matter if they used 10 or 50 training examples. This tier simply does not leave enough room to tell the two methods apart. Second, on Tier 2, the baseline was far from the ceiling, at 41.7%. Both methods made large gains here at N=10. But DSPy-optimized prompting reached 100% (significant across 3 pooled seeds, Fisher's exact test p = 0.046), while QLoRA averaged 72.2% with real seed-to-seed variation. At N=50, this gap closed entirely: both DSPy and QLoRA reached 100% (6/6). This suggests DSPy's N=10 advantage on Tier 2 reflects a genuine data-efficiency edge at very small sample sizes specifically, not a permanent superiority — QLoRA appears to need more examples to reach the same ceiling DSPy reaches almost immediately, but it does reach it.</w:t>
+      </w:r>
+    </w:p>
+    <w:p>
+      <w:pPr>
+        <w:spacing w:after="160"/>
+      </w:pPr>
+      <w:r>
+        <w:rPr>
+          <w:b w:val="false"/>
+          <w:bCs w:val="false"/>
+          <w:i w:val="false"/>
+          <w:iCs w:val="false"/>
+        </w:rPr>
+        <w:t xml:space="preserve">We initially treated this Tier 2 gap cautiously: on a single seed, DSPy scored 6/6 and QLoRA 5/6, and an exact McNemar-style test on that single discordant pair gave p = 1.0 — not significant. To resolve this properly rather than report an inconclusive single run, we repeated both DSPy and QLoRA on Tier 2 across 3 random seeds (42, 123, 7), pooling the 18 held-out evaluations per method. DSPy scored 100% on every single seed (18/18 total). QLoRA averaged 72.2% (13/18) with real seed-to-seed variation (66.7%, 66.7%, 83.3%). Pooled, this gap is statistically significant: Fisher's exact test gives p = 0.046. The exact 95% binomial confidence intervals are [81.5%, 100%] for DSPy and [46.5%, 90.3%] for QLoRA — still overlapping somewhat, but the pooled test result gives us confidence the single-seed gap was not a fluke.</w:t>
       </w:r>
     </w:p>
     <w:p>
@@ -1804,7 +2094,7 @@
           <w:i w:val="false"/>
           <w:iCs w:val="false"/>
         </w:rPr>
-        <w:t xml:space="preserve">With the repetition-guard mechanism (Section 3.5) added, DSPy's Tier 3 held-out success rate recovered from 0% to 83.3% (5/6, exact 95% CI [35.9%, 99.6%]) — exactly matching QLoRA's robustness on this tier. The regression check on Tier 2 confirmed the guard caused no harm: DSPy with the guard still reached 100% (6/6), identical to the un-guarded result. The one remaining Tier 3 failure with the guard in place is a different, third failure pattern: the model called search_flights with fabricated placeholder arguments instead of book_flight from the very first turn — an initial wrong-tool-selection error, not a repetition or parsing failure, and therefore not addressed by either guard. We report this honestly rather than claiming the guard resolves every failure mode it encounters.</w:t>
+        <w:t xml:space="preserve">With the repetition-guard mechanism (Section 3.5) added, DSPy's Tier 3 held-out success rate recovered from 0% to 83.3% on the initial seed, and this held exactly across all 3 seeds we tested (42, 123, 7), each independently scoring 5/6 (pooled: 15/18, 83.3%). QLoRA's Tier 3 result was equally consistent across the same 3 seeds (also 15/18, 83.3%) — an exact match between the two methods, seed for seed, once the guard is in place. The regression check on Tier 2 also confirmed the guard causes no harm: DSPy with the guard still reached 100% (6/6) on the seed tested. The one remaining Tier 3 failure with the guard in place, present across seeds, is a different, third failure pattern: the model called search_flights with fabricated placeholder arguments instead of book_flight from the very first turn — an initial wrong-tool-selection error, not a repetition or parsing failure, and therefore not addressed by either guard. We report this honestly rather than claiming the guard resolves every failure mode it encounters. At N=50, QLoRA edged slightly ahead of guarded-DSPy on this tier (100%, 6/6, vs. 83.3%, 5/6) — consistent with the same pattern seen on Tier 2, where QLoRA's relative disadvantage at N=10 narrowed or reversed with more training data, while DSPy's guarded performance stayed flat at exactly 83.3% whether given 10 or 50 examples, suggesting the remaining wrong-tool-selection failure is not something additional prompt-optimization data alone resolves.</w:t>
       </w:r>
     </w:p>
     <w:p>
@@ -2273,7 +2563,7 @@
           <w:i w:val="false"/>
           <w:iCs w:val="false"/>
         </w:rPr>
-        <w:t xml:space="preserve">On Tier 2 and Tier 3, both tiers had real room above baseline. Before the guard, the two methods swapped places: DSPy led decisively on Tier 2 (100% vs. 83.3%) but failed completely on Tier 3 (0% vs. 83.3%). We diagnosed the Tier 3 failure directly rather than accepting the number as a black box: the optimized program repeatedly reissued the identical failed tool call, never using its own conversation history to recognize the call had already failed. This suggested a specific, fixable problem rather than a fundamental limitation of prompt optimization on this skill. The repetition-guard mechanism (Section 3.5) confirmed that suspicion: with a small, targeted addition to the program's control flow, requiring no change to the underlying optimization process, Tier 3 recovered to 83.3%, matching QLoRA. This reframes the paper's central finding: rather than "DSPy fails at error recovery," the more accurate and more useful claim is that DSPy's failure on this skill was diagnosable and directly fixable with a lightweight mechanism, once the specific behavioral pattern was identified.</w:t>
+        <w:t xml:space="preserve">On Tier 2 and Tier 3, both tiers had real room above baseline. Before the guard, the two methods swapped places: DSPy led decisively on Tier 2 (100% vs. 83.3% on the first seed; confirmed across 3 seeds at 100% vs. 72.2% pooled, p = 0.046) but failed completely on Tier 3 (0% vs. 83.3%). We diagnosed the Tier 3 failure directly rather than accepting the number as a black box: the optimized program repeatedly reissued the identical failed tool call, never using its own conversation history to recognize the call had already failed. This suggested a specific, fixable problem rather than a fundamental limitation of prompt optimization on this skill. The repetition-guard mechanism (Section 3.5) confirmed that suspicion: with a small, targeted addition to the program's control flow, requiring no change to the underlying optimization process, Tier 3 recovered to 83.3%, matching QLoRA exactly across all 3 seeds tested. This reframes the paper's central finding: rather than "DSPy fails at error recovery," the more accurate and more useful claim is that DSPy's failure on this skill was diagnosable and directly fixable with a lightweight mechanism, once the specific behavioral pattern was identified — and that the resulting parity with fine-tuning is not a one-off, but consistent across seeds.</w:t>
       </w:r>
     </w:p>
     <w:p>
@@ -2402,7 +2692,7 @@
         <w:spacing w:after="80"/>
       </w:pPr>
       <w:r>
-        <w:t xml:space="preserve">We used only one base model (Llama-3.1-8B-Instruct) and one random seed per condition. Results may not carry over to other models, sizes, or seeds. A lightweight check on a second model (e.g. re-running just the Tier 2/3 baseline on Qwen2.5-7B-Instruct, which we already evaluated informally during model selection) would help establish whether the ceiling-effect and skill-dependent patterns generalize; we leave this to future work.</w:t>
+        <w:t xml:space="preserve">We used only one base model (Llama-3.1-8B-Instruct). Results may not carry over to other models or sizes. A lightweight check on a second model (e.g. re-running just the Tier 2/3 baseline on Qwen2.5-7B-Instruct, which we already evaluated informally during model selection) would help establish whether the ceiling-effect and skill-dependent patterns generalize; we leave this to future work.</w:t>
       </w:r>
     </w:p>
     <w:p>
@@ -2415,7 +2705,7 @@
         <w:spacing w:after="80"/>
       </w:pPr>
       <w:r>
-        <w:t xml:space="preserve">We tested Tier 2 and Tier 3 at N=10 only. We leave the N=50 comparisons for these tiers, where the real DSPy-vs-QLoRA gaps appeared, to future work — unlike Tier 1's N=50, which added little since Tier 1 was already at ceiling at N=10.</w:t>
+        <w:t xml:space="preserve">We tested Tier 2 and Tier 3 at N=10 across 3 seeds each, and additionally at N=50 with a single seed each (Section 4), since Tier 2/3 at N=10 already had solid multi-seed evidence and N=50 was primarily a check of whether the pattern held with more data. A full 3-seed sweep at N=50 was judged lower priority than it would have been without the N=10 seed evidence already in hand; we leave it, along with further seeds beyond 3, to future work. Tier 1 and the guard's Tier 2 regression check remain single-seed throughout.</w:t>
       </w:r>
     </w:p>
     <w:p>
@@ -2428,7 +2718,7 @@
         <w:spacing w:after="80"/>
       </w:pPr>
       <w:r>
-        <w:t xml:space="preserve">The Tier 2 (100% vs. 83.3%) and Tier 3-with-guard (83.3% vs. 83.3%) comparisons rest on 6 held-out tasks and a single seed per condition. We report exact confidence intervals in Section 4; the Tier 2 gap does not reach significance at this sample size (McNemar-style p = 1.0). Repeating both comparisons with multiple seeds, and expanding the held-out sets, would be the most direct way to confirm or disconfirm them at scale.</w:t>
+        <w:t xml:space="preserve">Repeating the Tier 2 and Tier 3 comparisons across 3 seeds resolved our initial concern about single-seed noise: the Tier 2 gap (100% vs. 72.2% pooled) is now statistically significant (Fisher's exact test, p = 0.046), and QLoRA's own seed-to-seed variation on Tier 2 (66.7%, 66.7%, 83.3%) is itself informative, suggesting its performance is less stable across random initialization than DSPy's perfectly consistent 100%. Tier 3's guarded-DSPy vs. QLoRA parity (83.3% vs. 83.3%) was identical across all 3 seeds. Three seeds is still a modest number; a larger number of seeds and a larger held-out set would further strengthen both findings.</w:t>
       </w:r>
     </w:p>
     <w:p>
@@ -2534,7 +2824,7 @@
           <w:i w:val="false"/>
           <w:iCs w:val="false"/>
         </w:rPr>
-        <w:t xml:space="preserve">Across three tiers of agentic tool-use complexity, we find that automatic prompt optimization and fine-tuning cannot be fairly compared when the untouched baseline is already near the ceiling, and that even where a fair comparison is possible, neither method wins uniformly. Prompt optimization matched correct multi-step tool-chaining perfectly at just 10 examples, clearly outperforming fine-tuning on that skill. On a different skill, recognizing a tool error and stopping to report it, the same resource-constrained prompt optimization initially failed completely — but we diagnosed the specific cause directly from model output (repeated identical tool calls, ignoring conversation history) and built a lightweight repetition-guard mechanism that recovered performance to parity with fine-tuning, without affecting the tier that already worked. This shows that a method's advantage on one agentic skill does not transfer automatically to another, but also that an apparent catastrophic failure need not be treated as a fixed limitation: direct diagnosis of agentic failure modes can turn a negative result into both a more accurate finding and a concrete, reusable technical contribution.</w:t>
+        <w:t xml:space="preserve">Across three tiers of agentic tool-use complexity, we find that automatic prompt optimization and fine-tuning cannot be fairly compared when the untouched baseline is already near the ceiling, and that even where a fair comparison is possible, neither method wins uniformly. Prompt optimization matched correct multi-step tool-chaining perfectly across every seed tested (100%, pooled 18/18), significantly outperforming fine-tuning on that skill (72.2% pooled, Fisher's exact test p = 0.046). On a different skill, recognizing a tool error and stopping to report it, the same resource-constrained prompt optimization initially failed completely — but we diagnosed the specific cause directly from model output (repeated identical tool calls, ignoring conversation history) and built a lightweight repetition-guard mechanism that recovered performance to exact parity with fine-tuning (83.3% vs. 83.3%, identical across all 3 seeds tested), without affecting the tier that already worked. This shows that a method's advantage on one agentic skill does not transfer automatically to another, but also that an apparent catastrophic failure need not be treated as a fixed limitation: direct diagnosis of agentic failure modes, backed by multi-seed evidence rather than a single run, can turn a negative result into both a more accurate finding and a concrete, reusable technical contribution.</w:t>
       </w:r>
     </w:p>
     <w:p>

--- a/paper_draft.docx
+++ b/paper_draft.docx
@@ -161,7 +161,7 @@
           <w:i w:val="false"/>
           <w:iCs w:val="false"/>
         </w:rPr>
-        <w:t xml:space="preserve">Automatic prompt optimization tools, such as DSPy, have been shown to match or beat fine-tuning on tasks like classification, question answering, and summarization, often needing far fewer labeled examples. But almost no study compares these tools on agentic tasks that need many steps and tool calls. We compare DSPy, using MIPROv2, against QLoRA fine-tuning, both on the same open model, Llama-3.1-8B-Instruct. We test three levels of task difficulty: single tool call, multi-tool chains, and error recovery, on held-out data the model has not seen, and repeat our two hardest comparisons across 3 random seeds. Our central finding is that neither method wins uniformly; which one wins depends on what skill the task needs. On multi-tool chains (baseline 41.7%), DSPy reached 100% success on every one of 3 seeds (18/18 held-out evaluations), while QLoRA, trained on the same data, averaged 72.2% (13/18) with real seed-to-seed variation; pooled across seeds this gap is statistically significant (Fisher's exact test, p = 0.046). This gap closed at a larger data size: with 50 training examples instead of 10, both methods reached 100% on multi-tool chains, suggesting DSPy's edge at N=10 is a data-efficiency advantage at very small sample sizes, not a permanent one. On error recovery (baseline 90.0%), our first DSPy run failed on all 6 held-out tasks (0%), repeatedly reissuing the same failed tool call instead of recognizing the error and stopping. We diagnosed this directly and built a lightweight repetition-guard mechanism that detects an identical repeated tool call and stops the program instead of retrying it. With this guard added, DSPy recovered to 83.3%, identical to QLoRA's 83.3% across all 3 seeds — an exact, consistent parity. On the easiest level, single tool call (baseline 93.8%), both methods reached 100% regardless of training set size, since the baseline left little room for either method to differentiate itself. These results show that a method's advantage on one agentic skill does not transfer to another, that failures can be diagnosed and directly fixed with small, targeted mechanisms, and that claims of one method being generally superior should be checked skill-by-skill, with enough seeds to trust the result, rather than assumed from a single run.</w:t>
+        <w:t xml:space="preserve">Automatic prompt optimization tools, such as DSPy, have been shown to match or beat fine-tuning on tasks like classification, question answering, and summarization, often needing far fewer labeled examples. But almost no study compares these tools on agentic tasks that need many steps and tool calls. We compare DSPy, using MIPROv2, against QLoRA fine-tuning, both on the same open model, Llama-3.1-8B-Instruct, and repeat our two hardest comparisons across 3 random seeds. Our central finding is that neither method wins uniformly; which one wins depends on what skill the task needs, how much training data is available, and the base model itself. On multi-tool chains (baseline 41.7%), DSPy reached 100% success on every one of 3 seeds at N=10 (18/18 held-out evaluations), while QLoRA averaged 72.2% (13/18) with real seed-to-seed variation; pooled, this gap is statistically significant (Fisher's exact test, p = 0.046). This gap closed at N=50, where both methods reached 100%, suggesting DSPy's edge is a data-efficiency advantage at very small sample sizes, not a permanent one. On error recovery (baseline 90.0%), our first DSPy run failed on all 6 held-out tasks (0%), repeatedly reissuing the same failed tool call instead of recognizing the error and stopping; a lightweight repetition-guard mechanism we built recovered this to 83.3%, matching QLoRA exactly across all 3 seeds, though QLoRA edged ahead at N=50 (100% vs. 83.3%). A cross-model check on Qwen2.5-7B-Instruct revealed the ceiling-effect pattern itself is not universal: Qwen's baseline was far stronger on multi-tool chains (75.0%) than Llama's (41.7%), but dramatically weaker on error recovery (20.0% vs. 90.0%) — an inverted pattern that reinforces our core methodological point rather than contradicting it. These results show that a method's advantage on one agentic skill, at one data size, on one model, does not transfer automatically to another, and that claims of one method being generally superior should be checked carefully rather than assumed.</w:t>
       </w:r>
     </w:p>
     <w:p>
@@ -245,7 +245,7 @@
           <w:i w:val="false"/>
           <w:iCs w:val="false"/>
         </w:rPr>
-        <w:t xml:space="preserve">This paper reports a controlled comparison of automatic prompt optimization, DSPy [1] using MIPROv2 [2], against lightweight fine-tuning, QLoRA [3]. We test three tiers of agentic task complexity: single tool call, multi-tool chains, and chains requiring error recovery. We evaluate on held-out generalization splits, since prompt optimization can overfit to its optimization set just as fine-tuning can overfit to its training set. Rather than assuming complexity increases uniformly with tier number, we find the untouched baseline itself is highly uneven across tiers — near-ceiling on Tier 1 and Tier 3, but far from it on Tier 2 — and that this unevenness is exactly what determines whether the two methods can be meaningfully compared at all on a given tier. Where DSPy failed badly (Tier 3), we go a step further: we diagnose the failure directly from model output and propose a small, targeted mechanism that fixes most of it, rather than reporting the failure as a fixed endpoint.</w:t>
+        <w:t xml:space="preserve">This paper reports a controlled comparison of automatic prompt optimization, DSPy [1] using MIPROv2 [2], against lightweight fine-tuning, QLoRA [3]. We test three tiers of agentic task complexity: single tool call, multi-tool chains, and chains requiring error recovery. We evaluate on held-out generalization splits, since prompt optimization can overfit to its optimization set just as fine-tuning can overfit to its training set. We repeat our two hardest comparisons across 3 random seeds and two data regimes (N=10, N=50), and additionally check whether our findings replicate on a second base model (Qwen2.5-7B-Instruct). Rather than assuming complexity increases uniformly with tier number, we find the untouched baseline itself is highly uneven across tiers, and this unevenness even inverts between models — meaning the two methods can only be meaningfully compared once this headroom is checked directly, not assumed. Where DSPy failed badly (Tier 3, Llama), we go a step further: we diagnose the failure directly from model output and propose a small, targeted mechanism that fixes most of it.</w:t>
       </w:r>
     </w:p>
     <w:p>
@@ -285,7 +285,7 @@
         <w:spacing w:after="80"/>
       </w:pPr>
       <w:r>
-        <w:t xml:space="preserve">A controlled comparison of automatic prompt optimization and lightweight fine-tuning on the same base model, same data, and same evaluation protocol.</w:t>
+        <w:t xml:space="preserve">A controlled, multi-seed comparison of automatic prompt optimization and lightweight fine-tuning on the same base model, same data, and same evaluation protocol, across two data regimes.</w:t>
       </w:r>
     </w:p>
     <w:p>
@@ -298,7 +298,7 @@
         <w:spacing w:after="80"/>
       </w:pPr>
       <w:r>
-        <w:t xml:space="preserve">Evidence that ties between methods on some tasks reflect a baseline ceiling effect rather than genuine method equivalence, and that where a real comparison is possible, which method wins depends on the specific skill the task demands.</w:t>
+        <w:t xml:space="preserve">Evidence that ties between methods on some tasks reflect a baseline ceiling effect rather than genuine method equivalence, that this ceiling effect is itself model-dependent (confirmed via a second base model), and that where a real comparison is possible, which method wins depends on the specific skill, the amount of training data, and the base model.</w:t>
       </w:r>
     </w:p>
     <w:p>
@@ -311,7 +311,7 @@
         <w:spacing w:after="80"/>
       </w:pPr>
       <w:r>
-        <w:t xml:space="preserve">A repetition-guard mechanism, diagnosed directly from a catastrophic DSPy failure on error-recovery tasks and validated to recover most of that gap without harming performance on tasks that already worked, offered as a concrete, lightweight technical contribution alongside the empirical comparison.</w:t>
+        <w:t xml:space="preserve">A repetition-guard mechanism, diagnosed directly from a catastrophic DSPy failure on error-recovery tasks and validated across 3 seeds to recover most of that gap without harming performance on tasks that already worked, offered as a concrete, lightweight technical contribution alongside the empirical comparison.</w:t>
       </w:r>
     </w:p>
     <w:p>
@@ -353,6 +353,20 @@
           <w:i w:val="false"/>
           <w:iCs w:val="false"/>
         </w:rPr>
+        <w:t xml:space="preserve">Loop and repetition detection in agents. The specific failure our repetition guard addresses — an agent repeatedly executing the same action without recognizing it has already failed — is a documented general problem, not one we discovered. Hou et al. [9] study Infinite Agentic Loops across 6,549 real-world LLM agent repositories, finding that a majority of production agent frameworks already expose some bound (max iterations, recursion limits) precisely because unbounded repetition is a known failure class, though such bounds are often present without an accompanying mechanism to recognize and gracefully report the repetition itself, rather than simply truncating execution. Roitman [10] documents action deduplication (hashing recent tool-and-argument pairs to detect an exact repeat) as one of several standard loop-detection techniques used in production agent harnesses, alongside iteration caps and semantic-similarity checks. Our repetition guard is, in this sense, an instance of an already-known engineering pattern, not a new general algorithm. What is different about our version is where it came from and how it was evaluated: rather than being designed in advance as a generic safety net, it was diagnosed directly from a specific, controlled failure (DSPy-optimized prompting scoring 0% on a held-out tier), and its effect was measured as a before/after comparison, confirmed across 3 seeds, rather than assumed to help. We also show that MIPROv2's prompt optimization process, on its own and under our resource constraints, did not learn to avoid this repetition — the guard was necessary as an external control-flow addition, not something the optimizer converged to unprompted. We report this as a small, honestly-scoped contribution: a validated application of a known technique to a specific, diagnosed failure in an agentic prompt-optimization pipeline, not a novel loop-detection algorithm in its own right.</w:t>
+      </w:r>
+    </w:p>
+    <w:p>
+      <w:pPr>
+        <w:spacing w:after="160"/>
+      </w:pPr>
+      <w:r>
+        <w:rPr>
+          <w:b w:val="false"/>
+          <w:bCs w:val="false"/>
+          <w:i w:val="false"/>
+          <w:iCs w:val="false"/>
+        </w:rPr>
         <w:t xml:space="preserve">Combining prompt and weight optimization. BetterTogether [8] is the closest prior work to ours, and the direct precedent for comparing prompt optimization against fine-tuning within the DSPy ecosystem. Rather than treating the two as alternatives, BetterTogether alternates between optimizing prompts and optimizing weights for the same modular pipeline, letting the model teach itself. Tested on multi-hop QA, math reasoning, and classification across three base models, combining both strategies outperformed weight optimization alone by up to 60% and prompt optimization alone by up to 6%, averaged across models and tasks. Our paper asks a narrower, different question: not whether combining the two beats either alone, which BetterTogether already answers, but whether prompt optimization alone can match or exceed fine-tuning alone on agentic tool-use tasks specifically, and under what conditions the comparison itself is even meaningful. We see our ceiling-effect finding as complementary to BetterTogether rather than competing with it.</w:t>
       </w:r>
     </w:p>
@@ -367,20 +381,6 @@
           <w:i w:val="false"/>
           <w:iCs w:val="false"/>
         </w:rPr>
-        <w:t xml:space="preserve">Loop and repetition detection in agents. The specific failure our repetition guard addresses — an agent repeatedly executing the same action without recognizing it has already failed — is a documented general problem, not one we discovered. Hou et al. [9] study Infinite Agentic Loops across 6,549 real-world LLM agent repositories, finding that a majority of production agent frameworks already expose some bound (max iterations, recursion limits) precisely because unbounded repetition is a known failure class, though such bounds are often present without an accompanying mechanism to recognize and gracefully report the repetition itself, rather than simply truncating execution. Roitman [10] documents action deduplication (hashing recent tool-and-argument pairs to detect an exact repeat) as one of several standard loop-detection techniques used in production agent harnesses, alongside iteration caps and semantic-similarity checks. Our repetition guard is, in this sense, an instance of an already-known engineering pattern, not a new general algorithm. What is different about our version is where it came from and how it was evaluated: rather than being designed in advance as a generic safety net, it was diagnosed directly from a specific, controlled failure (DSPy-optimized prompting scoring 0% on a held-out tier), and its effect was measured as a before/after comparison within a rigorous evaluation (0% to 83.3%), rather than assumed to help. We also show that MIPROv2's prompt optimization process, on its own and under our resource constraints, did not learn to avoid this repetition — the guard was necessary as an external control-flow addition, not something the optimizer converged to unprompted. We report this as a small, honestly-scoped contribution: a validated application of a known technique to a specific, diagnosed failure in an agentic prompt-optimization pipeline, not a novel loop-detection algorithm in its own right.</w:t>
-      </w:r>
-    </w:p>
-    <w:p>
-      <w:pPr>
-        <w:spacing w:after="160"/>
-      </w:pPr>
-      <w:r>
-        <w:rPr>
-          <w:b w:val="false"/>
-          <w:bCs w:val="false"/>
-          <w:i w:val="false"/>
-          <w:iCs w:val="false"/>
-        </w:rPr>
         <w:t xml:space="preserve">Fine-tuning for agents. Parameter-efficient fine-tuning methods, such as LoRA [5] and its quantized version QLoRA [3], are still the most common way to adapt models. But industry surveys show these methods are not widely used in production agent systems. This is often due to cost and the extra engineering work fine-tuning pipelines need.</w:t>
       </w:r>
     </w:p>
@@ -409,7 +409,7 @@
           <w:i w:val="false"/>
           <w:iCs w:val="false"/>
         </w:rPr>
-        <w:t xml:space="preserve">Positioning. As far as we know, no past work directly compares prompt optimization alone and fine-tuning alone under matched conditions on multi-step, tool-calling tasks with an explicit error-recovery tier, diagnoses a specific optimizer failure mode directly from output, and proposes a targeted mechanism to address it. This is the gap our paper addresses.</w:t>
+        <w:t xml:space="preserve">Positioning. As far as we know, no past work directly compares prompt optimization alone and fine-tuning alone under matched conditions on multi-step, tool-calling tasks with an explicit error-recovery tier, diagnoses a specific optimizer failure mode directly from output, proposes a targeted mechanism to address it, and checks the resulting pattern across multiple seeds, data regimes, and base models. This is the gap our paper addresses.</w:t>
       </w:r>
     </w:p>
     <w:p>
@@ -511,21 +511,21 @@
           <w:bCs/>
           <w:color w:val="000000"/>
         </w:rPr>
-        <w:t xml:space="preserve">3.1 Base model</w:t>
-      </w:r>
-    </w:p>
-    <w:p>
-      <w:pPr>
-        <w:spacing w:after="160"/>
-      </w:pPr>
-      <w:r>
-        <w:rPr>
-          <w:b w:val="false"/>
-          <w:bCs w:val="false"/>
-          <w:i w:val="false"/>
-          <w:iCs w:val="false"/>
-        </w:rPr>
-        <w:t xml:space="preserve">We chose Llama-3.1-8B-Instruct over Qwen2.5-7B-Instruct after a small pilot test. The test checked how reliably each model called tools, using 10 single-tool-call prompts. Llama-3.1-8B-Instruct made a correctly formed tool call on all 10 prompts, with no extra hedging text. Qwen2.5-7B-Instruct got 9 out of 10 correct, and added an unprompted caveat on one unclear request instead of just calling the tool. We served both models locally, using 4-bit quantization (NF4), so each fit on one free-tier T4 GPU with 16GB of memory.</w:t>
+        <w:t xml:space="preserve">3.1 Base models</w:t>
+      </w:r>
+    </w:p>
+    <w:p>
+      <w:pPr>
+        <w:spacing w:after="160"/>
+      </w:pPr>
+      <w:r>
+        <w:rPr>
+          <w:b w:val="false"/>
+          <w:bCs w:val="false"/>
+          <w:i w:val="false"/>
+          <w:iCs w:val="false"/>
+        </w:rPr>
+        <w:t xml:space="preserve">We chose Llama-3.1-8B-Instruct as our primary model over Qwen2.5-7B-Instruct after a small pilot test. The test checked how reliably each model called tools, using 10 single-tool-call prompts. Llama-3.1-8B-Instruct made a correctly formed tool call on all 10 prompts, with no extra hedging text. Qwen2.5-7B-Instruct got 9 out of 10 correct, and added an unprompted caveat on one unclear request instead of just calling the tool. We served both models locally, using 4-bit quantization (NF4), so each fit on one free-tier T4 GPU with 16GB of memory. We report Llama-3.1-8B-Instruct results as our primary comparison (Sections 4.1-4.3) and use Qwen2.5-7B-Instruct as a cross-model generalization check on the untouched baseline (Section 4.4).</w:t>
       </w:r>
     </w:p>
     <w:p>
@@ -687,21 +687,21 @@
           <w:bCs/>
           <w:color w:val="000000"/>
         </w:rPr>
-        <w:t xml:space="preserve">3.4 Data regimes and compute constraints</w:t>
-      </w:r>
-    </w:p>
-    <w:p>
-      <w:pPr>
-        <w:spacing w:after="160"/>
-      </w:pPr>
-      <w:r>
-        <w:rPr>
-          <w:b w:val="false"/>
-          <w:bCs w:val="false"/>
-          <w:i w:val="false"/>
-          <w:iCs w:val="false"/>
-        </w:rPr>
-        <w:t xml:space="preserve">Because of limited time and free GPU access, we tested DSPy and QLoRA at N=10 and N=50 on Tier 1, and at N=10 only on Tier 2 and Tier 3. We used a deliberately reduced MIPROv2 configuration throughout (fewer candidate instructions and examples, fewer trials, some meta-prompt features turned off) to fit inside a free GPU's memory limits. We note these gaps clearly in the Limitations section, rather than filling them in with guesses.</w:t>
+        <w:t xml:space="preserve">3.4 Data regimes, seeds, and compute constraints</w:t>
+      </w:r>
+    </w:p>
+    <w:p>
+      <w:pPr>
+        <w:spacing w:after="160"/>
+      </w:pPr>
+      <w:r>
+        <w:rPr>
+          <w:b w:val="false"/>
+          <w:bCs w:val="false"/>
+          <w:i w:val="false"/>
+          <w:iCs w:val="false"/>
+        </w:rPr>
+        <w:t xml:space="preserve">For Tier 1, we tested DSPy and QLoRA at N=10 and N=50, single seed. For Tier 2 and Tier 3, where the real DSPy-vs-QLoRA differences appeared, we tested at N=10 across 3 random seeds (42, 123, 7), and additionally at N=50 with a single seed (42) as a check of whether the N=10 pattern held with more training data. We used a deliberately reduced MIPROv2 configuration throughout (fewer candidate instructions and examples, fewer trials, some meta-prompt features turned off) to fit inside a free GPU's memory limits.</w:t>
       </w:r>
     </w:p>
     <w:p>
@@ -757,7 +757,7 @@
           <w:i w:val="false"/>
           <w:iCs w:val="false"/>
         </w:rPr>
-        <w:t xml:space="preserve">We tested this mechanism by re-running DSPy optimization and evaluation with the guard in place, on the same Tier 3 held-out set, and additionally on Tier 2's held-out set as a regression check (since Tier 2 already achieved 100% without any guard, and we wanted to confirm the guard does not disrupt tasks that did not need it). Results are reported in Section 4.</w:t>
+        <w:t xml:space="preserve">We tested this mechanism by re-running DSPy optimization and evaluation with the guard in place, on the same Tier 3 held-out set across all 3 seeds, and additionally on Tier 2's held-out set as a regression check (since Tier 2 already achieved 100% without any guard, and we wanted to confirm the guard does not disrupt tasks that did not need it). Results are reported in Section 4.</w:t>
       </w:r>
     </w:p>
     <w:p>
@@ -825,7 +825,7 @@
           <w:i w:val="false"/>
           <w:iCs w:val="false"/>
         </w:rPr>
-        <w:t xml:space="preserve">Table 1. Task success rate by tier and condition.</w:t>
+        <w:t xml:space="preserve">Table 1. Task success rate by tier and condition (Llama-3.1-8B-Instruct).</w:t>
       </w:r>
     </w:p>
     <w:tbl>
@@ -2024,7 +2024,7 @@
           <w:i/>
           <w:iCs/>
         </w:rPr>
-        <w:t xml:space="preserve">Figure 1. Task success rate by tier and condition (same data as Table 1). The repetition guard (DSPy+guard) recovers Tier 3 from complete failure to parity with QLoRA, without affecting Tier 2's already-perfect result.</w:t>
+        <w:t xml:space="preserve">Figure 1. Task success rate by tier and condition, Llama-3.1-8B-Instruct, N=10, single seed shown for readability (see Table 1 for pooled multi-seed and N=50 figures). The repetition guard (DSPy+guard) recovers Tier 3 from complete failure to parity with QLoRA, without affecting Tier 2's already-perfect result.</w:t>
       </w:r>
     </w:p>
     <w:p>
@@ -2047,68 +2047,110 @@
       </w:pPr>
       <w:r>
         <w:rPr>
-          <w:b w:val="false"/>
-          <w:bCs w:val="false"/>
-          <w:i w:val="false"/>
-          <w:iCs w:val="false"/>
-        </w:rPr>
-        <w:t xml:space="preserve">Two clear patterns stand out before accounting for the guard. First, on Tier 1, the untouched baseline was already close to the ceiling, at 93.8%. Both DSPy and QLoRA reached 100%, no matter if they used 10 or 50 training examples. This tier simply does not leave enough room to tell the two methods apart. Second, on Tier 2, the baseline was far from the ceiling, at 41.7%. Both methods made large gains here at N=10. But DSPy-optimized prompting reached 100% (significant across 3 pooled seeds, Fisher's exact test p = 0.046), while QLoRA averaged 72.2% with real seed-to-seed variation. At N=50, this gap closed entirely: both DSPy and QLoRA reached 100% (6/6). This suggests DSPy's N=10 advantage on Tier 2 reflects a genuine data-efficiency edge at very small sample sizes specifically, not a permanent superiority — QLoRA appears to need more examples to reach the same ceiling DSPy reaches almost immediately, but it does reach it.</w:t>
-      </w:r>
-    </w:p>
-    <w:p>
-      <w:pPr>
-        <w:spacing w:after="160"/>
-      </w:pPr>
-      <w:r>
-        <w:rPr>
-          <w:b w:val="false"/>
-          <w:bCs w:val="false"/>
-          <w:i w:val="false"/>
-          <w:iCs w:val="false"/>
-        </w:rPr>
-        <w:t xml:space="preserve">We initially treated this Tier 2 gap cautiously: on a single seed, DSPy scored 6/6 and QLoRA 5/6, and an exact McNemar-style test on that single discordant pair gave p = 1.0 — not significant. To resolve this properly rather than report an inconclusive single run, we repeated both DSPy and QLoRA on Tier 2 across 3 random seeds (42, 123, 7), pooling the 18 held-out evaluations per method. DSPy scored 100% on every single seed (18/18 total). QLoRA averaged 72.2% (13/18) with real seed-to-seed variation (66.7%, 66.7%, 83.3%). Pooled, this gap is statistically significant: Fisher's exact test gives p = 0.046. The exact 95% binomial confidence intervals are [81.5%, 100%] for DSPy and [46.5%, 90.3%] for QLoRA — still overlapping somewhat, but the pooled test result gives us confidence the single-seed gap was not a fluke.</w:t>
-      </w:r>
-    </w:p>
-    <w:p>
-      <w:pPr>
-        <w:spacing w:after="160"/>
-      </w:pPr>
-      <w:r>
-        <w:rPr>
-          <w:b w:val="false"/>
-          <w:bCs w:val="false"/>
-          <w:i w:val="false"/>
-          <w:iCs w:val="false"/>
-        </w:rPr>
-        <w:t xml:space="preserve">On Tier 3, our initial (un-guarded) DSPy run failed on all 6 held-out tasks (0%, exact 95% CI [0%, 45.9%]), while QLoRA fine-tuning remained close to baseline at 83.3%. We inspected every DSPy failure directly rather than reporting the number alone. In 5 of 6 cases, the optimized program called the identical tool with identical arguments repeatedly, up to the 6-turn limit, without ever producing a final answer; for example, one task called get_weather with the same nonexistent city 6 times in a row. In the sixth case, the model called an unrelated tool with fabricated placeholder arguments, then produced malformed JSON attempting a second call.</w:t>
-      </w:r>
-    </w:p>
-    <w:p>
-      <w:pPr>
-        <w:spacing w:after="160"/>
-      </w:pPr>
-      <w:r>
-        <w:rPr>
-          <w:b w:val="false"/>
-          <w:bCs w:val="false"/>
-          <w:i w:val="false"/>
-          <w:iCs w:val="false"/>
-        </w:rPr>
-        <w:t xml:space="preserve">With the repetition-guard mechanism (Section 3.5) added, DSPy's Tier 3 held-out success rate recovered from 0% to 83.3% on the initial seed, and this held exactly across all 3 seeds we tested (42, 123, 7), each independently scoring 5/6 (pooled: 15/18, 83.3%). QLoRA's Tier 3 result was equally consistent across the same 3 seeds (also 15/18, 83.3%) — an exact match between the two methods, seed for seed, once the guard is in place. The regression check on Tier 2 also confirmed the guard causes no harm: DSPy with the guard still reached 100% (6/6) on the seed tested. The one remaining Tier 3 failure with the guard in place, present across seeds, is a different, third failure pattern: the model called search_flights with fabricated placeholder arguments instead of book_flight from the very first turn — an initial wrong-tool-selection error, not a repetition or parsing failure, and therefore not addressed by either guard. We report this honestly rather than claiming the guard resolves every failure mode it encounters. At N=50, QLoRA edged slightly ahead of guarded-DSPy on this tier (100%, 6/6, vs. 83.3%, 5/6) — consistent with the same pattern seen on Tier 2, where QLoRA's relative disadvantage at N=10 narrowed or reversed with more training data, while DSPy's guarded performance stayed flat at exactly 83.3% whether given 10 or 50 examples, suggesting the remaining wrong-tool-selection failure is not something additional prompt-optimization data alone resolves.</w:t>
-      </w:r>
-    </w:p>
-    <w:p>
-      <w:pPr>
-        <w:spacing w:after="160"/>
-      </w:pPr>
-      <w:r>
-        <w:rPr>
-          <w:b w:val="false"/>
-          <w:bCs w:val="false"/>
-          <w:i w:val="false"/>
-          <w:iCs w:val="false"/>
-        </w:rPr>
-        <w:t xml:space="preserve">Tier 3's baseline (90.0%) sits closer to Tier 1's ceiling than to Tier 2's open room. The one baseline failure here was a badly formed tool call (invalid JSON), not a reasoning mistake. Several results that looked like failed recoveries, under an early and narrow keyword-matching grader, turned out to be correct recoveries once we widened the grader's keyword list to match how the model actually phrased things (for example, "does not support" instead of the original "not supported"). This is a useful note for anyone building similar automatic recovery-detection graders: a narrow keyword list can miss real successes.</w:t>
+          <w:b/>
+          <w:bCs/>
+          <w:i w:val="false"/>
+          <w:iCs w:val="false"/>
+        </w:rPr>
+        <w:t xml:space="preserve">4.1 Tier 1: a ceiling effect that leaves no room for comparison</w:t>
+      </w:r>
+    </w:p>
+    <w:p>
+      <w:pPr>
+        <w:spacing w:after="160"/>
+      </w:pPr>
+      <w:r>
+        <w:rPr>
+          <w:b w:val="false"/>
+          <w:bCs w:val="false"/>
+          <w:i w:val="false"/>
+          <w:iCs w:val="false"/>
+        </w:rPr>
+        <w:t xml:space="preserve">On Tier 1, the untouched baseline was already close to the ceiling, at 93.8%. Both DSPy and QLoRA reached 100%, no matter if they used 10 or 50 training examples. This tier simply does not leave enough room to tell the two methods apart.</w:t>
+      </w:r>
+    </w:p>
+    <w:p>
+      <w:pPr>
+        <w:spacing w:after="160"/>
+      </w:pPr>
+      <w:r>
+        <w:rPr>
+          <w:b/>
+          <w:bCs/>
+          <w:i w:val="false"/>
+          <w:iCs w:val="false"/>
+        </w:rPr>
+        <w:t xml:space="preserve">4.2 Tier 2: a significant, multi-seed-confirmed gap at N=10 that closes at N=50</w:t>
+      </w:r>
+    </w:p>
+    <w:p>
+      <w:pPr>
+        <w:spacing w:after="160"/>
+      </w:pPr>
+      <w:r>
+        <w:rPr>
+          <w:b w:val="false"/>
+          <w:bCs w:val="false"/>
+          <w:i w:val="false"/>
+          <w:iCs w:val="false"/>
+        </w:rPr>
+        <w:t xml:space="preserve">On Tier 2, the baseline was far from the ceiling, at 41.7%. Both methods made large gains here at N=10. On a single seed, DSPy reached 100% (6/6) while QLoRA reached 83.3% (5/6); an exact McNemar-style test on that single discordant pair gave p = 1.0 — not significant on its own. To resolve this properly, we repeated both methods across 3 random seeds (42, 123, 7), pooling the 18 held-out evaluations per method. DSPy scored 100% on every single seed (18/18 total). QLoRA averaged 72.2% (13/18) with real seed-to-seed variation (66.7%, 66.7%, 83.3%). Pooled, this gap is statistically significant: Fisher's exact test gives p = 0.046. The exact 95% binomial confidence intervals are [81.5%, 100%] for DSPy and [46.5%, 90.3%] for QLoRA — still overlapping somewhat, but the pooled test result gives us confidence the single-seed gap was not a fluke. At N=50, this gap closed entirely: both DSPy and QLoRA reached 100% (6/6). This suggests DSPy's N=10 advantage on Tier 2 reflects a genuine data-efficiency edge at very small sample sizes specifically, not a permanent superiority — QLoRA appears to need more examples to reach the same ceiling DSPy reaches almost immediately, but it does reach it.</w:t>
+      </w:r>
+    </w:p>
+    <w:p>
+      <w:pPr>
+        <w:spacing w:after="160"/>
+      </w:pPr>
+      <w:r>
+        <w:rPr>
+          <w:b/>
+          <w:bCs/>
+          <w:i w:val="false"/>
+          <w:iCs w:val="false"/>
+        </w:rPr>
+        <w:t xml:space="preserve">4.3 Tier 3: a diagnosed and mostly-fixed catastrophic failure</w:t>
+      </w:r>
+    </w:p>
+    <w:p>
+      <w:pPr>
+        <w:spacing w:after="160"/>
+      </w:pPr>
+      <w:r>
+        <w:rPr>
+          <w:b w:val="false"/>
+          <w:bCs w:val="false"/>
+          <w:i w:val="false"/>
+          <w:iCs w:val="false"/>
+        </w:rPr>
+        <w:t xml:space="preserve">Tier 3's baseline (90.0%) sits closer to Tier 1's ceiling than to Tier 2's open room. The one baseline failure here was a badly formed tool call (invalid JSON), not a reasoning mistake. Several results that looked like failed recoveries, under an early and narrow keyword-matching grader, turned out to be correct recoveries once we widened the grader's keyword list to match how the model actually phrased things (for example, "does not support" instead of the original "not supported"). This is a useful note for anyone building similar automatic recovery-detection graders: a narrow keyword list can miss real successes — a pattern we encountered a second time on Qwen (Section 4.4).</w:t>
+      </w:r>
+    </w:p>
+    <w:p>
+      <w:pPr>
+        <w:spacing w:after="160"/>
+      </w:pPr>
+      <w:r>
+        <w:rPr>
+          <w:b w:val="false"/>
+          <w:bCs w:val="false"/>
+          <w:i w:val="false"/>
+          <w:iCs w:val="false"/>
+        </w:rPr>
+        <w:t xml:space="preserve">Our first DSPy run failed on all 6 held-out tasks (0%). We inspected every failure directly rather than reporting the number alone. In 5 of 6 cases, the optimized program called the identical tool with identical arguments repeatedly, up to the 6-turn limit, without ever producing a final answer. In the sixth case, the model called an unrelated tool with fabricated placeholder arguments, then produced malformed JSON attempting a second call.</w:t>
+      </w:r>
+    </w:p>
+    <w:p>
+      <w:pPr>
+        <w:spacing w:after="160"/>
+      </w:pPr>
+      <w:r>
+        <w:rPr>
+          <w:b w:val="false"/>
+          <w:bCs w:val="false"/>
+          <w:i w:val="false"/>
+          <w:iCs w:val="false"/>
+        </w:rPr>
+        <w:t xml:space="preserve">With the repetition-guard mechanism (Section 3.5) added, DSPy's Tier 3 held-out success rate recovered from 0% to 83.3% on the initial seed, and this held exactly across all 3 seeds we tested (42, 123, 7), each independently scoring 5/6 (pooled: 15/18, 83.3%). QLoRA's Tier 3 result was equally consistent across the same 3 seeds (also 15/18, 83.3%) — an exact match between the two methods, seed for seed, once the guard is in place. The regression check on Tier 2 also confirmed the guard causes no harm: DSPy with the guard still reached 100% (6/6) on the seed tested. The one remaining Tier 3 failure with the guard in place, present across seeds, is a different, third failure pattern: the model called search_flights with fabricated placeholder arguments instead of book_flight from the very first turn — an initial wrong-tool-selection error, not a repetition or parsing failure, and therefore not addressed by either guard. At N=50, QLoRA edged slightly ahead of guarded-DSPy on this tier (100%, 6/6, vs. 83.3%, 5/6) — consistent with the same pattern seen on Tier 2, where QLoRA's relative disadvantage at N=10 narrowed or reversed with more training data, while DSPy's guarded performance stayed flat at exactly 83.3% whether given 10 or 50 examples, suggesting the remaining wrong-tool-selection failure is not something additional prompt-optimization data alone resolves. We report all of this honestly rather than claiming the guard resolves every failure mode it encounters.</w:t>
       </w:r>
     </w:p>
     <w:p>
@@ -2139,9 +2181,9 @@
       </w:tblPr>
       <w:tblGrid>
         <w:gridCol w:w="2600"/>
-        <w:gridCol w:w="2200"/>
+        <w:gridCol w:w="2400"/>
         <w:gridCol w:w="900"/>
-        <w:gridCol w:w="3900"/>
+        <w:gridCol w:w="3700"/>
       </w:tblGrid>
       <w:tr>
         <w:tc>
@@ -2161,7 +2203,7 @@
         </w:tc>
         <w:tc>
           <w:tcPr>
-            <w:tcW w:type="dxa" w:w="2200"/>
+            <w:tcW w:type="dxa" w:w="2400"/>
             <w:shd w:fill="EEEEEE" w:val="clear"/>
           </w:tcPr>
           <w:p>
@@ -2191,7 +2233,7 @@
         </w:tc>
         <w:tc>
           <w:tcPr>
-            <w:tcW w:type="dxa" w:w="3900"/>
+            <w:tcW w:type="dxa" w:w="3700"/>
             <w:shd w:fill="EEEEEE" w:val="clear"/>
           </w:tcPr>
           <w:p>
@@ -2222,15 +2264,15 @@
         </w:tc>
         <w:tc>
           <w:tcPr>
-            <w:tcW w:type="dxa" w:w="2200"/>
-          </w:tcPr>
-          <w:p>
-            <w:r>
-              <w:rPr>
-                <w:b w:val="false"/>
-                <w:bCs w:val="false"/>
-              </w:rPr>
-              <w:t xml:space="preserve">Tier 2 Baseline; Tier 2 QLoRA N=10</w:t>
+            <w:tcW w:type="dxa" w:w="2400"/>
+          </w:tcPr>
+          <w:p>
+            <w:r>
+              <w:rPr>
+                <w:b w:val="false"/>
+                <w:bCs w:val="false"/>
+              </w:rPr>
+              <w:t xml:space="preserve">Tier 2 Baseline (Llama); Tier 2 QLoRA N=10 (Llama)</w:t>
             </w:r>
           </w:p>
         </w:tc>
@@ -2250,7 +2292,7 @@
         </w:tc>
         <w:tc>
           <w:tcPr>
-            <w:tcW w:type="dxa" w:w="3900"/>
+            <w:tcW w:type="dxa" w:w="3700"/>
           </w:tcPr>
           <w:p>
             <w:r>
@@ -2280,15 +2322,15 @@
         </w:tc>
         <w:tc>
           <w:tcPr>
-            <w:tcW w:type="dxa" w:w="2200"/>
-          </w:tcPr>
-          <w:p>
-            <w:r>
-              <w:rPr>
-                <w:b w:val="false"/>
-                <w:bCs w:val="false"/>
-              </w:rPr>
-              <w:t xml:space="preserve">Tier 2 Baseline</w:t>
+            <w:tcW w:type="dxa" w:w="2400"/>
+          </w:tcPr>
+          <w:p>
+            <w:r>
+              <w:rPr>
+                <w:b w:val="false"/>
+                <w:bCs w:val="false"/>
+              </w:rPr>
+              <w:t xml:space="preserve">Tier 2 Baseline (Llama)</w:t>
             </w:r>
           </w:p>
         </w:tc>
@@ -2308,15 +2350,15 @@
         </w:tc>
         <w:tc>
           <w:tcPr>
-            <w:tcW w:type="dxa" w:w="3900"/>
-          </w:tcPr>
-          <w:p>
-            <w:r>
-              <w:rPr>
-                <w:b w:val="false"/>
-                <w:bCs w:val="false"/>
-              </w:rPr>
-              <w:t xml:space="preserve">Calls the same tool twice with identical arguments instead of the two distinct values the task requires (e.g. get_weather('Tokyo') twice instead of two different cities).</w:t>
+            <w:tcW w:type="dxa" w:w="3700"/>
+          </w:tcPr>
+          <w:p>
+            <w:r>
+              <w:rPr>
+                <w:b w:val="false"/>
+                <w:bCs w:val="false"/>
+              </w:rPr>
+              <w:t xml:space="preserve">Calls the same tool twice with identical arguments instead of the two distinct values the task requires.</w:t>
             </w:r>
           </w:p>
         </w:tc>
@@ -2338,15 +2380,15 @@
         </w:tc>
         <w:tc>
           <w:tcPr>
-            <w:tcW w:type="dxa" w:w="2200"/>
-          </w:tcPr>
-          <w:p>
-            <w:r>
-              <w:rPr>
-                <w:b w:val="false"/>
-                <w:bCs w:val="false"/>
-              </w:rPr>
-              <w:t xml:space="preserve">Tier 3 Baseline; Tier 3 DSPy N=10 (un-guarded)</w:t>
+            <w:tcW w:type="dxa" w:w="2400"/>
+          </w:tcPr>
+          <w:p>
+            <w:r>
+              <w:rPr>
+                <w:b w:val="false"/>
+                <w:bCs w:val="false"/>
+              </w:rPr>
+              <w:t xml:space="preserve">Tier 3 Baseline (Llama); Tier 3 DSPy N=10 un-guarded (Llama)</w:t>
             </w:r>
           </w:p>
         </w:tc>
@@ -2366,15 +2408,15 @@
         </w:tc>
         <w:tc>
           <w:tcPr>
-            <w:tcW w:type="dxa" w:w="3900"/>
-          </w:tcPr>
-          <w:p>
-            <w:r>
-              <w:rPr>
-                <w:b w:val="false"/>
-                <w:bCs w:val="false"/>
-              </w:rPr>
-              <w:t xml:space="preserve">Produces a tool-call attempt with invalid JSON syntax (e.g. a missing closing quote), which fails to parse as any tool call.</w:t>
+            <w:tcW w:type="dxa" w:w="3700"/>
+          </w:tcPr>
+          <w:p>
+            <w:r>
+              <w:rPr>
+                <w:b w:val="false"/>
+                <w:bCs w:val="false"/>
+              </w:rPr>
+              <w:t xml:space="preserve">Produces a tool-call attempt with invalid JSON syntax, which fails to parse as any tool call.</w:t>
             </w:r>
           </w:p>
         </w:tc>
@@ -2396,15 +2438,15 @@
         </w:tc>
         <w:tc>
           <w:tcPr>
-            <w:tcW w:type="dxa" w:w="2200"/>
-          </w:tcPr>
-          <w:p>
-            <w:r>
-              <w:rPr>
-                <w:b w:val="false"/>
-                <w:bCs w:val="false"/>
-              </w:rPr>
-              <w:t xml:space="preserve">Tier 3 DSPy N=10 (un-guarded)</w:t>
+            <w:tcW w:type="dxa" w:w="2400"/>
+          </w:tcPr>
+          <w:p>
+            <w:r>
+              <w:rPr>
+                <w:b w:val="false"/>
+                <w:bCs w:val="false"/>
+              </w:rPr>
+              <w:t xml:space="preserve">Tier 3 DSPy N=10 un-guarded (Llama)</w:t>
             </w:r>
           </w:p>
         </w:tc>
@@ -2424,15 +2466,15 @@
         </w:tc>
         <w:tc>
           <w:tcPr>
-            <w:tcW w:type="dxa" w:w="3900"/>
-          </w:tcPr>
-          <w:p>
-            <w:r>
-              <w:rPr>
-                <w:b w:val="false"/>
-                <w:bCs w:val="false"/>
-              </w:rPr>
-              <w:t xml:space="preserve">Reissues the same failed tool call with identical arguments repeatedly, up to the turn limit, without using conversation history to recognize the call already failed. Resolved by the repetition guard (Section 3.5) in 5 of 5 cases.</w:t>
+            <w:tcW w:type="dxa" w:w="3700"/>
+          </w:tcPr>
+          <w:p>
+            <w:r>
+              <w:rPr>
+                <w:b w:val="false"/>
+                <w:bCs w:val="false"/>
+              </w:rPr>
+              <w:t xml:space="preserve">Reissues the same failed tool call with identical arguments repeatedly, up to the turn limit. Resolved by the repetition guard (Section 3.5) in 5 of 5 cases, confirmed across 3 seeds.</w:t>
             </w:r>
           </w:p>
         </w:tc>
@@ -2454,15 +2496,15 @@
         </w:tc>
         <w:tc>
           <w:tcPr>
-            <w:tcW w:type="dxa" w:w="2200"/>
-          </w:tcPr>
-          <w:p>
-            <w:r>
-              <w:rPr>
-                <w:b w:val="false"/>
-                <w:bCs w:val="false"/>
-              </w:rPr>
-              <w:t xml:space="preserve">Tier 1 Baseline; Tier 3 DSPy N=10 (both guarded and un-guarded)</w:t>
+            <w:tcW w:type="dxa" w:w="2400"/>
+          </w:tcPr>
+          <w:p>
+            <w:r>
+              <w:rPr>
+                <w:b w:val="false"/>
+                <w:bCs w:val="false"/>
+              </w:rPr>
+              <w:t xml:space="preserve">Tier 1 Baseline (Llama); Tier 3 DSPy N=10 guarded (Llama)</w:t>
             </w:r>
           </w:p>
         </w:tc>
@@ -2482,15 +2524,73 @@
         </w:tc>
         <w:tc>
           <w:tcPr>
-            <w:tcW w:type="dxa" w:w="3900"/>
-          </w:tcPr>
-          <w:p>
-            <w:r>
-              <w:rPr>
-                <w:b w:val="false"/>
-                <w:bCs w:val="false"/>
-              </w:rPr>
-              <w:t xml:space="preserve">Calls a related but incorrect tool (e.g. get_currency_rate instead of convert_currency, or search_flights instead of book_flight) from the first turn. Not addressed by the repetition/malformed-JSON guards, since the initial tool choice itself is wrong, not repeated or malformed.</w:t>
+            <w:tcW w:type="dxa" w:w="3700"/>
+          </w:tcPr>
+          <w:p>
+            <w:r>
+              <w:rPr>
+                <w:b w:val="false"/>
+                <w:bCs w:val="false"/>
+              </w:rPr>
+              <w:t xml:space="preserve">Calls a related but incorrect tool from the first turn. Not addressed by the repetition/malformed-JSON guards.</w:t>
+            </w:r>
+          </w:p>
+        </w:tc>
+      </w:tr>
+      <w:tr>
+        <w:tc>
+          <w:tcPr>
+            <w:tcW w:type="dxa" w:w="2600"/>
+          </w:tcPr>
+          <w:p>
+            <w:r>
+              <w:rPr>
+                <w:b w:val="false"/>
+                <w:bCs w:val="false"/>
+              </w:rPr>
+              <w:t xml:space="preserve">Skips tool call, answers from assumption</w:t>
+            </w:r>
+          </w:p>
+        </w:tc>
+        <w:tc>
+          <w:tcPr>
+            <w:tcW w:type="dxa" w:w="2400"/>
+          </w:tcPr>
+          <w:p>
+            <w:r>
+              <w:rPr>
+                <w:b w:val="false"/>
+                <w:bCs w:val="false"/>
+              </w:rPr>
+              <w:t xml:space="preserve">Tier 3 Baseline (Qwen)</w:t>
+            </w:r>
+          </w:p>
+        </w:tc>
+        <w:tc>
+          <w:tcPr>
+            <w:tcW w:type="dxa" w:w="900"/>
+          </w:tcPr>
+          <w:p>
+            <w:r>
+              <w:rPr>
+                <w:b w:val="false"/>
+                <w:bCs w:val="false"/>
+              </w:rPr>
+              <w:t xml:space="preserve">3</w:t>
+            </w:r>
+          </w:p>
+        </w:tc>
+        <w:tc>
+          <w:tcPr>
+            <w:tcW w:type="dxa" w:w="3700"/>
+          </w:tcPr>
+          <w:p>
+            <w:r>
+              <w:rPr>
+                <w:b w:val="false"/>
+                <w:bCs w:val="false"/>
+              </w:rPr>
+              <w:t xml:space="preserve">Model reasons about the problem in prose without ever attempting the tool call the task requires, then answers based on general knowledge instead of the simulator's actual (error) response.</w:t>
             </w:r>
           </w:p>
         </w:tc>
@@ -2522,6 +2622,375 @@
           <w:iCs w:val="false"/>
         </w:rPr>
         <w:t xml:space="preserve">Most Tier 2 baseline failures fell into two patterns. First, the model would describe the rest of the plan in words instead of actually making the next tool call (for example, saying "the book_flight function is then called with..." without really calling it). Second, the model made argument mistakes when calling the same tool twice in a row (for example, calling get_weather twice with the same city, instead of the two different cities the task required).</w:t>
+      </w:r>
+    </w:p>
+    <w:p>
+      <w:pPr>
+        <w:spacing w:after="160"/>
+      </w:pPr>
+      <w:r>
+        <w:rPr>
+          <w:b/>
+          <w:bCs/>
+          <w:i w:val="false"/>
+          <w:iCs w:val="false"/>
+        </w:rPr>
+        <w:t xml:space="preserve">4.4 Cross-model check: the ceiling-effect pattern itself is model-dependent</w:t>
+      </w:r>
+    </w:p>
+    <w:p>
+      <w:pPr>
+        <w:spacing w:after="160"/>
+      </w:pPr>
+      <w:r>
+        <w:rPr>
+          <w:b/>
+          <w:bCs/>
+          <w:i w:val="false"/>
+          <w:iCs w:val="false"/>
+        </w:rPr>
+        <w:t xml:space="preserve">Table 3. Baseline (no optimization) success rate by tier, compared across two base models.</w:t>
+      </w:r>
+    </w:p>
+    <w:tbl>
+      <w:tblPr>
+        <w:tblW w:type="auto" w:w="100"/>
+        <w:tblBorders>
+          <w:top w:val="single" w:color="auto" w:sz="4"/>
+          <w:left w:val="single" w:color="auto" w:sz="4"/>
+          <w:bottom w:val="single" w:color="auto" w:sz="4"/>
+          <w:right w:val="single" w:color="auto" w:sz="4"/>
+          <w:insideH w:val="single" w:color="auto" w:sz="4"/>
+          <w:insideV w:val="single" w:color="auto" w:sz="4"/>
+        </w:tblBorders>
+      </w:tblPr>
+      <w:tblGrid>
+        <w:gridCol w:w="3200"/>
+        <w:gridCol w:w="3200"/>
+        <w:gridCol w:w="3800"/>
+      </w:tblGrid>
+      <w:tr>
+        <w:tc>
+          <w:tcPr>
+            <w:tcW w:type="dxa" w:w="3200"/>
+            <w:shd w:fill="EEEEEE" w:val="clear"/>
+          </w:tcPr>
+          <w:p>
+            <w:r>
+              <w:rPr>
+                <w:b/>
+                <w:bCs/>
+              </w:rPr>
+              <w:t xml:space="preserve">Tier</w:t>
+            </w:r>
+          </w:p>
+        </w:tc>
+        <w:tc>
+          <w:tcPr>
+            <w:tcW w:type="dxa" w:w="3200"/>
+            <w:shd w:fill="EEEEEE" w:val="clear"/>
+          </w:tcPr>
+          <w:p>
+            <w:r>
+              <w:rPr>
+                <w:b/>
+                <w:bCs/>
+              </w:rPr>
+              <w:t xml:space="preserve">Base model</w:t>
+            </w:r>
+          </w:p>
+        </w:tc>
+        <w:tc>
+          <w:tcPr>
+            <w:tcW w:type="dxa" w:w="3800"/>
+            <w:shd w:fill="EEEEEE" w:val="clear"/>
+          </w:tcPr>
+          <w:p>
+            <w:r>
+              <w:rPr>
+                <w:b/>
+                <w:bCs/>
+              </w:rPr>
+              <w:t xml:space="preserve">Baseline success rate</w:t>
+            </w:r>
+          </w:p>
+        </w:tc>
+      </w:tr>
+      <w:tr>
+        <w:tc>
+          <w:tcPr>
+            <w:tcW w:type="dxa" w:w="3200"/>
+          </w:tcPr>
+          <w:p>
+            <w:r>
+              <w:rPr>
+                <w:b w:val="false"/>
+                <w:bCs w:val="false"/>
+              </w:rPr>
+              <w:t xml:space="preserve">Tier 1 (single call)</w:t>
+            </w:r>
+          </w:p>
+        </w:tc>
+        <w:tc>
+          <w:tcPr>
+            <w:tcW w:type="dxa" w:w="3200"/>
+          </w:tcPr>
+          <w:p>
+            <w:r>
+              <w:rPr>
+                <w:b w:val="false"/>
+                <w:bCs w:val="false"/>
+              </w:rPr>
+              <w:t xml:space="preserve">Llama-3.1-8B-Instruct</w:t>
+            </w:r>
+          </w:p>
+        </w:tc>
+        <w:tc>
+          <w:tcPr>
+            <w:tcW w:type="dxa" w:w="3800"/>
+          </w:tcPr>
+          <w:p>
+            <w:r>
+              <w:rPr>
+                <w:b w:val="false"/>
+                <w:bCs w:val="false"/>
+              </w:rPr>
+              <w:t xml:space="preserve">93.8% (15/16)</w:t>
+            </w:r>
+          </w:p>
+        </w:tc>
+      </w:tr>
+      <w:tr>
+        <w:tc>
+          <w:tcPr>
+            <w:tcW w:type="dxa" w:w="3200"/>
+          </w:tcPr>
+          <w:p>
+            <w:r>
+              <w:rPr>
+                <w:b w:val="false"/>
+                <w:bCs w:val="false"/>
+              </w:rPr>
+              <w:t xml:space="preserve">Tier 2 (multi-tool chain)</w:t>
+            </w:r>
+          </w:p>
+        </w:tc>
+        <w:tc>
+          <w:tcPr>
+            <w:tcW w:type="dxa" w:w="3200"/>
+          </w:tcPr>
+          <w:p>
+            <w:r>
+              <w:rPr>
+                <w:b w:val="false"/>
+                <w:bCs w:val="false"/>
+              </w:rPr>
+              <w:t xml:space="preserve">Llama-3.1-8B-Instruct</w:t>
+            </w:r>
+          </w:p>
+        </w:tc>
+        <w:tc>
+          <w:tcPr>
+            <w:tcW w:type="dxa" w:w="3800"/>
+          </w:tcPr>
+          <w:p>
+            <w:r>
+              <w:rPr>
+                <w:b w:val="false"/>
+                <w:bCs w:val="false"/>
+              </w:rPr>
+              <w:t xml:space="preserve">41.7% (5/12)</w:t>
+            </w:r>
+          </w:p>
+        </w:tc>
+      </w:tr>
+      <w:tr>
+        <w:tc>
+          <w:tcPr>
+            <w:tcW w:type="dxa" w:w="3200"/>
+          </w:tcPr>
+          <w:p>
+            <w:r>
+              <w:rPr>
+                <w:b w:val="false"/>
+                <w:bCs w:val="false"/>
+              </w:rPr>
+              <w:t xml:space="preserve">Tier 2 (multi-tool chain)</w:t>
+            </w:r>
+          </w:p>
+        </w:tc>
+        <w:tc>
+          <w:tcPr>
+            <w:tcW w:type="dxa" w:w="3200"/>
+          </w:tcPr>
+          <w:p>
+            <w:r>
+              <w:rPr>
+                <w:b w:val="false"/>
+                <w:bCs w:val="false"/>
+              </w:rPr>
+              <w:t xml:space="preserve">Qwen2.5-7B-Instruct</w:t>
+            </w:r>
+          </w:p>
+        </w:tc>
+        <w:tc>
+          <w:tcPr>
+            <w:tcW w:type="dxa" w:w="3800"/>
+          </w:tcPr>
+          <w:p>
+            <w:r>
+              <w:rPr>
+                <w:b w:val="false"/>
+                <w:bCs w:val="false"/>
+              </w:rPr>
+              <w:t xml:space="preserve">75.0% (9/12)</w:t>
+            </w:r>
+          </w:p>
+        </w:tc>
+      </w:tr>
+      <w:tr>
+        <w:tc>
+          <w:tcPr>
+            <w:tcW w:type="dxa" w:w="3200"/>
+          </w:tcPr>
+          <w:p>
+            <w:r>
+              <w:rPr>
+                <w:b w:val="false"/>
+                <w:bCs w:val="false"/>
+              </w:rPr>
+              <w:t xml:space="preserve">Tier 3 (error recovery)</w:t>
+            </w:r>
+          </w:p>
+        </w:tc>
+        <w:tc>
+          <w:tcPr>
+            <w:tcW w:type="dxa" w:w="3200"/>
+          </w:tcPr>
+          <w:p>
+            <w:r>
+              <w:rPr>
+                <w:b w:val="false"/>
+                <w:bCs w:val="false"/>
+              </w:rPr>
+              <w:t xml:space="preserve">Llama-3.1-8B-Instruct</w:t>
+            </w:r>
+          </w:p>
+        </w:tc>
+        <w:tc>
+          <w:tcPr>
+            <w:tcW w:type="dxa" w:w="3800"/>
+          </w:tcPr>
+          <w:p>
+            <w:r>
+              <w:rPr>
+                <w:b w:val="false"/>
+                <w:bCs w:val="false"/>
+              </w:rPr>
+              <w:t xml:space="preserve">90.0% (9/10)</w:t>
+            </w:r>
+          </w:p>
+        </w:tc>
+      </w:tr>
+      <w:tr>
+        <w:tc>
+          <w:tcPr>
+            <w:tcW w:type="dxa" w:w="3200"/>
+          </w:tcPr>
+          <w:p>
+            <w:r>
+              <w:rPr>
+                <w:b w:val="false"/>
+                <w:bCs w:val="false"/>
+              </w:rPr>
+              <w:t xml:space="preserve">Tier 3 (error recovery)</w:t>
+            </w:r>
+          </w:p>
+        </w:tc>
+        <w:tc>
+          <w:tcPr>
+            <w:tcW w:type="dxa" w:w="3200"/>
+          </w:tcPr>
+          <w:p>
+            <w:r>
+              <w:rPr>
+                <w:b w:val="false"/>
+                <w:bCs w:val="false"/>
+              </w:rPr>
+              <w:t xml:space="preserve">Qwen2.5-7B-Instruct</w:t>
+            </w:r>
+          </w:p>
+        </w:tc>
+        <w:tc>
+          <w:tcPr>
+            <w:tcW w:type="dxa" w:w="3800"/>
+          </w:tcPr>
+          <w:p>
+            <w:r>
+              <w:rPr>
+                <w:b w:val="false"/>
+                <w:bCs w:val="false"/>
+              </w:rPr>
+              <w:t xml:space="preserve">20.0% (2/10), after correcting one grader keyword gap (see text)</w:t>
+            </w:r>
+          </w:p>
+        </w:tc>
+      </w:tr>
+    </w:tbl>
+    <w:p>
+      <w:pPr>
+        <w:spacing w:after="160"/>
+      </w:pPr>
+      <w:r>
+        <w:rPr>
+          <w:b w:val="false"/>
+          <w:bCs w:val="false"/>
+          <w:i w:val="false"/>
+          <w:iCs w:val="false"/>
+        </w:rPr>
+        <w:t xml:space="preserve"> </w:t>
+      </w:r>
+    </w:p>
+    <w:p>
+      <w:pPr>
+        <w:spacing w:after="160"/>
+      </w:pPr>
+      <w:r>
+        <w:rPr>
+          <w:b w:val="false"/>
+          <w:bCs w:val="false"/>
+          <w:i w:val="false"/>
+          <w:iCs w:val="false"/>
+        </w:rPr>
+        <w:t xml:space="preserve">We re-ran the untouched baseline on Qwen2.5-7B-Instruct for Tier 2 and Tier 3, using the identical task sets, harness, and grader as the Llama runs. The result is a striking, near-inverted pattern: Qwen's Tier 2 baseline (75.0%) is substantially closer to ceiling than Llama's (41.7%), while Qwen's Tier 3 baseline (20.0%, after correcting one grader keyword gap discussed below) is far below Llama's (90.0%). Direct inspection of Qwen's Tier 3 failures showed a genuinely different dominant failure mode from anything seen on Llama: in several cases, Qwen never attempted the required tool call at all, instead reasoning about the problem in prose and answering from general knowledge (for example, correctly noting that "XAU is not a common currency code" without ever calling get_currency_rate to confirm this against the simulator). This differs from Llama's dominant Tier 3 failure (repeating an already-attempted call) and from Qwen's own Tier 2 behavior, suggesting the failure is specific to this combination of model and skill, not a general property of either alone.</w:t>
+      </w:r>
+    </w:p>
+    <w:p>
+      <w:pPr>
+        <w:spacing w:after="160"/>
+      </w:pPr>
+      <w:r>
+        <w:rPr>
+          <w:b w:val="false"/>
+          <w:bCs w:val="false"/>
+          <w:i w:val="false"/>
+          <w:iCs w:val="false"/>
+        </w:rPr>
+        <w:t xml:space="preserve">One of Qwen's apparent Tier 3 failures was a genuine grader miss, not a real failure: the model's response ("there is no record of a city named Atlantis") clearly surfaces the error, but the original keyword list, tuned on Llama's phrasing, did not include "no record of." We caught this by directly inspecting the raw output, widened the keyword list, and re-graded from the already-saved model output without re-running the model; this moved Qwen's Tier 3 baseline from 10.0% (1/10) to 20.0% (2/10). We report the corrected figure and flag this as a second instance of the same grader-narrowness lesson from Section 4.3 — different models produce different natural phrasing, and any keyword-based automatic grader needs to be checked against each model's actual output, not assumed to transfer.</w:t>
+      </w:r>
+    </w:p>
+    <w:p>
+      <w:pPr>
+        <w:spacing w:after="160"/>
+      </w:pPr>
+      <w:r>
+        <w:rPr>
+          <w:b w:val="false"/>
+          <w:bCs w:val="false"/>
+          <w:i w:val="false"/>
+          <w:iCs w:val="false"/>
+        </w:rPr>
+        <w:t xml:space="preserve">This cross-model result does not weaken the paper's central methodological claim; it strengthens it. The specific pattern we found on Llama (Tier 2 open, Tier 1/3 near-ceiling) is not universal — it partially inverts on Qwen. This is direct evidence for why headroom must be checked per model and per tier before comparing methods, rather than assumed from a single model's results. We did not run DSPy or QLoRA optimization on Qwen (Section 6); this cross-model check covers the baseline only.</w:t>
       </w:r>
     </w:p>
     <w:p>
@@ -2549,21 +3018,35 @@
           <w:i w:val="false"/>
           <w:iCs w:val="false"/>
         </w:rPr>
-        <w:t xml:space="preserve">The main finding is this: we cannot fairly judge automatic prompt optimization against fine-tuning without first checking how much room there is above the untouched baseline, and even where a real comparison is possible, we cannot assume one method wins across all agentic skills — nor should a catastrophic failure be treated as a fixed endpoint rather than something to diagnose and address. On Tier 1, both methods looked tied at 100%. This tie is fully explained by the baseline already sitting at 93.8% — there is simply no room left for either method to show a difference.</w:t>
-      </w:r>
-    </w:p>
-    <w:p>
-      <w:pPr>
-        <w:spacing w:after="160"/>
-      </w:pPr>
-      <w:r>
-        <w:rPr>
-          <w:b w:val="false"/>
-          <w:bCs w:val="false"/>
-          <w:i w:val="false"/>
-          <w:iCs w:val="false"/>
-        </w:rPr>
-        <w:t xml:space="preserve">On Tier 2 and Tier 3, both tiers had real room above baseline. Before the guard, the two methods swapped places: DSPy led decisively on Tier 2 (100% vs. 83.3% on the first seed; confirmed across 3 seeds at 100% vs. 72.2% pooled, p = 0.046) but failed completely on Tier 3 (0% vs. 83.3%). We diagnosed the Tier 3 failure directly rather than accepting the number as a black box: the optimized program repeatedly reissued the identical failed tool call, never using its own conversation history to recognize the call had already failed. This suggested a specific, fixable problem rather than a fundamental limitation of prompt optimization on this skill. The repetition-guard mechanism (Section 3.5) confirmed that suspicion: with a small, targeted addition to the program's control flow, requiring no change to the underlying optimization process, Tier 3 recovered to 83.3%, matching QLoRA exactly across all 3 seeds tested. This reframes the paper's central finding: rather than "DSPy fails at error recovery," the more accurate and more useful claim is that DSPy's failure on this skill was diagnosable and directly fixable with a lightweight mechanism, once the specific behavioral pattern was identified — and that the resulting parity with fine-tuning is not a one-off, but consistent across seeds.</w:t>
+        <w:t xml:space="preserve">The main finding is this: we cannot fairly judge automatic prompt optimization against fine-tuning without first checking how much room there is above the untouched baseline, and even where a real comparison is possible, we cannot assume one method wins across all agentic skills, data sizes, or base models — nor should a catastrophic failure be treated as a fixed endpoint rather than something to diagnose and address. On Tier 1, both methods looked tied at 100%. This tie is fully explained by the baseline already sitting at 93.8% — there is simply no room left for either method to show a difference.</w:t>
+      </w:r>
+    </w:p>
+    <w:p>
+      <w:pPr>
+        <w:spacing w:after="160"/>
+      </w:pPr>
+      <w:r>
+        <w:rPr>
+          <w:b w:val="false"/>
+          <w:bCs w:val="false"/>
+          <w:i w:val="false"/>
+          <w:iCs w:val="false"/>
+        </w:rPr>
+        <w:t xml:space="preserve">On Tier 2 and Tier 3, both tiers had real room above baseline on Llama. Before the guard, the two methods swapped places: DSPy led decisively and significantly on Tier 2 (100% vs. 72.2% pooled across 3 seeds, p = 0.046) but failed completely on Tier 3 (0% vs. 83.3%). We diagnosed the Tier 3 failure directly rather than accepting the number as a black box: the optimized program repeatedly reissued the identical failed tool call, never using its own conversation history to recognize the call had already failed. This suggested a specific, fixable problem rather than a fundamental limitation of prompt optimization on this skill. The repetition-guard mechanism (Section 3.5) confirmed that suspicion: with a small, targeted addition to the program's control flow, requiring no change to the underlying optimization process, Tier 3 recovered to 83.3%, matching QLoRA exactly across all 3 seeds tested. This reframes the paper's central finding on Tier 3: rather than "DSPy fails at error recovery," the more accurate and more useful claim is that DSPy's failure on this skill was diagnosable and directly fixable with a lightweight mechanism, once the specific behavioral pattern was identified — and that the resulting parity with fine-tuning is not a one-off, but consistent across seeds.</w:t>
+      </w:r>
+    </w:p>
+    <w:p>
+      <w:pPr>
+        <w:spacing w:after="160"/>
+      </w:pPr>
+      <w:r>
+        <w:rPr>
+          <w:b w:val="false"/>
+          <w:bCs w:val="false"/>
+          <w:i w:val="false"/>
+          <w:iCs w:val="false"/>
+        </w:rPr>
+        <w:t xml:space="preserve">The N=50 results add an important qualifier: both of Llama's Tier 2/3 gaps either closed (Tier 2) or reversed (Tier 3) once QLoRA was given more training data. This is a coherent story, not a contradiction — DSPy's advantage at N=10 looks like a data-efficiency edge specific to very small sample sizes, which is exactly the regime automatic prompt optimization is usually credited with excelling in; fine-tuning appears to need more examples to reach the same point, but does reach it, and on Tier 3 specifically surpasses guarded-DSPy once given 50 examples instead of 10, since DSPy's guarded performance did not improve between N=10 and N=50.</w:t>
       </w:r>
     </w:p>
     <w:p>
@@ -2623,7 +3106,7 @@
           <w:i/>
           <w:iCs/>
         </w:rPr>
-        <w:t xml:space="preserve">Figure 2. Headroom above the untouched baseline, by tier. Tier 2's large headroom is what allows a real gap between methods to appear; Tier 1's small headroom leaves little room for any method to differentiate itself.</w:t>
+        <w:t xml:space="preserve">Figure 2. Headroom above the untouched baseline, by tier, Llama-3.1-8B-Instruct. Tier 2's large headroom is what allows a real gap between methods to appear; Tier 1's small headroom leaves little room for any method to differentiate itself. Section 4.4 shows this specific pattern does not hold on Qwen2.5-7B-Instruct.</w:t>
       </w:r>
     </w:p>
     <w:p>
@@ -2651,21 +3134,35 @@
           <w:i w:val="false"/>
           <w:iCs w:val="false"/>
         </w:rPr>
-        <w:t xml:space="preserve">This explanation for Tier 2's smaller gap is also directly confirmed, not just plausible. QLoRA's single Tier 2 miss (task t2_ho_004, "Check my calendar for 2026-08-03 and look up the price of a monitor") shows the same narrates-instead-of-executes pattern identified in the untouched baseline: the model correctly called get_calendar_events, received a real result, and then wrote a paragraph describing what the lookup_price function would return, instead of actually calling it. A good instruction and a few demonstrations, as DSPy provides, appear to correct this specific habit directly, while QLoRA's gradient update on 10 full chains did not fully suppress it on this held-out case.</w:t>
-      </w:r>
-    </w:p>
-    <w:p>
-      <w:pPr>
-        <w:spacing w:after="160"/>
-      </w:pPr>
-      <w:r>
-        <w:rPr>
-          <w:b w:val="false"/>
-          <w:bCs w:val="false"/>
-          <w:i w:val="false"/>
-          <w:iCs w:val="false"/>
-        </w:rPr>
-        <w:t xml:space="preserve">For practitioners, the lesson is not "prefer prompt optimization" or "prefer fine-tuning" in general. It is to test both methods on the specific skill the agent needs, and to treat an unexpected failure as something to diagnose rather than a final verdict on a method's capability. Where the baseline is already near ceiling, as we saw for single tool calls (Tier 1), no comparison between methods will tell you much, no matter which one you pick. Where there is real room to improve, our results show both that prompt optimization can win decisively with very little data (Tier 2), and that an apparent catastrophic failure on a different skill (Tier 3) may be a specific, fixable behavioral pattern rather than a fundamental limit — direct inspection of failures, not just aggregate accuracy, is what makes the difference between the two conclusions.</w:t>
+        <w:t xml:space="preserve">This explanation for Tier 2's smaller gap is also directly confirmed, not just plausible. QLoRA's single Tier 2 miss on the first seed (task t2_ho_004, "Check my calendar for 2026-08-03 and look up the price of a monitor") shows the same narrates-instead-of-executes pattern identified in the untouched baseline: the model correctly called get_calendar_events, received a real result, and then wrote a paragraph describing what the lookup_price function would return, instead of actually calling it. A good instruction and a few demonstrations, as DSPy provides, appear to correct this specific habit directly, while QLoRA's gradient update on 10 full chains did not fully suppress it on every held-out case at that data size — though it did at N=50.</w:t>
+      </w:r>
+    </w:p>
+    <w:p>
+      <w:pPr>
+        <w:spacing w:after="160"/>
+      </w:pPr>
+      <w:r>
+        <w:rPr>
+          <w:b w:val="false"/>
+          <w:bCs w:val="false"/>
+          <w:i w:val="false"/>
+          <w:iCs w:val="false"/>
+        </w:rPr>
+        <w:t xml:space="preserve">The cross-model check (Section 4.4) is, in our view, the single most important result for how this paper's methodology should be read. It would have been easy to report the Llama pattern ("multi-tool chains have headroom, single calls and error recovery don't") as if it were a property of agentic tasks in general. It is not — it is a property of this specific model on these specific tasks, and it substantially changes, even partially inverts, on a different 7-8B instruct model. The lesson generalizes even though the specific numbers do not: check headroom per model and per skill, do not assume it transfers, and do not assume a result obtained on one model describes agentic tool-use behavior in general.</w:t>
+      </w:r>
+    </w:p>
+    <w:p>
+      <w:pPr>
+        <w:spacing w:after="160"/>
+      </w:pPr>
+      <w:r>
+        <w:rPr>
+          <w:b w:val="false"/>
+          <w:bCs w:val="false"/>
+          <w:i w:val="false"/>
+          <w:iCs w:val="false"/>
+        </w:rPr>
+        <w:t xml:space="preserve">For practitioners, the lesson is not "prefer prompt optimization" or "prefer fine-tuning" in general. It is to test both methods on the specific skill the agent needs, at the data size actually available, on the actual model being deployed, and to treat an unexpected failure as something to diagnose rather than a final verdict on a method's capability. Where the baseline is already near ceiling, no comparison between methods will tell you much, no matter which one you pick. Where there is real room to improve, our results show both that prompt optimization can win decisively with very little data, that this advantage can narrow or disappear with more data, and that an apparent catastrophic failure on a different skill may be a specific, fixable behavioral pattern rather than a fundamental limit — direct inspection of failures, not just aggregate accuracy, is what makes the difference between these conclusions.</w:t>
       </w:r>
     </w:p>
     <w:p>
@@ -2692,7 +3189,7 @@
         <w:spacing w:after="80"/>
       </w:pPr>
       <w:r>
-        <w:t xml:space="preserve">We used only one base model (Llama-3.1-8B-Instruct). Results may not carry over to other models or sizes. A lightweight check on a second model (e.g. re-running just the Tier 2/3 baseline on Qwen2.5-7B-Instruct, which we already evaluated informally during model selection) would help establish whether the ceiling-effect and skill-dependent patterns generalize; we leave this to future work.</w:t>
+        <w:t xml:space="preserve">We used two base models (Llama-3.1-8B-Instruct as primary, Qwen2.5-7B-Instruct for a baseline-only cross-model check). We did not run DSPy or QLoRA optimization on Qwen, so we cannot yet say whether the same skill-dependent method-superiority pattern found on Llama replicates there, only that the untouched baseline's headroom pattern does not transfer directly. This is a natural next step.</w:t>
       </w:r>
     </w:p>
     <w:p>
@@ -2705,7 +3202,7 @@
         <w:spacing w:after="80"/>
       </w:pPr>
       <w:r>
-        <w:t xml:space="preserve">We tested Tier 2 and Tier 3 at N=10 across 3 seeds each, and additionally at N=50 with a single seed each (Section 4), since Tier 2/3 at N=10 already had solid multi-seed evidence and N=50 was primarily a check of whether the pattern held with more data. A full 3-seed sweep at N=50 was judged lower priority than it would have been without the N=10 seed evidence already in hand; we leave it, along with further seeds beyond 3, to future work. Tier 1 and the guard's Tier 2 regression check remain single-seed throughout.</w:t>
+        <w:t xml:space="preserve">We tested Tier 2 and Tier 3 at N=10 across 3 seeds each, and additionally at N=50 with a single seed each, since Tier 2/3 at N=10 already had solid multi-seed evidence and N=50 was primarily a check of whether the pattern held with more data. A full 3-seed sweep at N=50, and seeds beyond 3 generally, are left to future work. Tier 1 and the guard's Tier 2 regression check remain single-seed throughout.</w:t>
       </w:r>
     </w:p>
     <w:p>
@@ -2718,7 +3215,7 @@
         <w:spacing w:after="80"/>
       </w:pPr>
       <w:r>
-        <w:t xml:space="preserve">Repeating the Tier 2 and Tier 3 comparisons across 3 seeds resolved our initial concern about single-seed noise: the Tier 2 gap (100% vs. 72.2% pooled) is now statistically significant (Fisher's exact test, p = 0.046), and QLoRA's own seed-to-seed variation on Tier 2 (66.7%, 66.7%, 83.3%) is itself informative, suggesting its performance is less stable across random initialization than DSPy's perfectly consistent 100%. Tier 3's guarded-DSPy vs. QLoRA parity (83.3% vs. 83.3%) was identical across all 3 seeds. Three seeds is still a modest number; a larger number of seeds and a larger held-out set would further strengthen both findings.</w:t>
+        <w:t xml:space="preserve">Repeating the Tier 2 and Tier 3 comparisons across 3 seeds resolved our initial concern about single-seed noise on Llama: the Tier 2 gap (100% vs. 72.2% pooled) is statistically significant (Fisher's exact test, p = 0.046), and QLoRA's own seed-to-seed variation on Tier 2 (66.7%, 66.7%, 83.3%) is itself informative, suggesting its performance is less stable across random initialization than DSPy's perfectly consistent 100% at N=10. Tier 3's guarded-DSPy vs. QLoRA parity (83.3% vs. 83.3%) was identical across all 3 seeds. Three seeds is still a modest number; a larger number of seeds and a larger held-out set would further strengthen both findings.</w:t>
       </w:r>
     </w:p>
     <w:p>
@@ -2731,7 +3228,7 @@
         <w:spacing w:after="80"/>
       </w:pPr>
       <w:r>
-        <w:t xml:space="preserve">The repetition guard was validated only on Tier 2 (regression check) and Tier 3 (main test), and only against the two failure modes it was designed for (identical repetition, malformed JSON). It did not, and was not expected to, fix the distinct wrong-tool-selection failure that remained in Tier 3's guarded result. We have not tested whether the guard helps or harms performance on other tasks or models.</w:t>
+        <w:t xml:space="preserve">The repetition guard was validated across 3 seeds on Tier 3 (main test) and 1 seed on Tier 2 (regression check), on Llama only, and only against the two failure modes it was designed for (identical repetition, malformed JSON). It did not, and was not expected to, fix the distinct wrong-tool-selection failure that remained in Tier 3's guarded result across all seeds tested, and we have not tested it on Qwen or on the distinct "skips tool call, answers from assumption" failure mode Qwen exhibited (Table 2).</w:t>
       </w:r>
     </w:p>
     <w:p>
@@ -2744,7 +3241,7 @@
         <w:spacing w:after="80"/>
       </w:pPr>
       <w:r>
-        <w:t xml:space="preserve">Our un-guarded DSPy Tier 3 result was obtained under the same deliberately reduced MIPROv2 configuration used throughout (fewer candidate instructions and examples, fewer trials, some meta-prompt features turned off), needed to fit inside a free GPU's memory limits. We cannot fully separate how much of the original 0% resulted from this constraint versus a more general tendency, though the guard's recovery to 83.3% under the same constrained configuration suggests the control-flow fix, not a larger search budget, was what mattered most here.</w:t>
+        <w:t xml:space="preserve">We used deterministic simulated tools instead of real APIs. This removes real-world noise, such as rate limits, schema changes, and delays, that could affect agentic failures in a deployed system.</w:t>
       </w:r>
     </w:p>
     <w:p>
@@ -2757,7 +3254,7 @@
         <w:spacing w:after="80"/>
       </w:pPr>
       <w:r>
-        <w:t xml:space="preserve">We used deterministic simulated tools instead of real APIs. This removes real-world noise, such as rate limits, schema changes, and delays, that could affect agentic failures in a deployed system.</w:t>
+        <w:t xml:space="preserve">Our task sets are small (10 to 16 tasks per tier, 6 to 8 held-out). One flipped result on a 6-task held-out set changes the reported rate by about 17 percentage points, which is part of why we moved to multi-seed pooled statistics for our two central comparisons.</w:t>
       </w:r>
     </w:p>
     <w:p>
@@ -2770,7 +3267,7 @@
         <w:spacing w:after="80"/>
       </w:pPr>
       <w:r>
-        <w:t xml:space="preserve">Our task sets are small (10 to 16 tasks per tier, 6 to 8 held-out). One flipped result on a 6-task held-out set changes the reported rate by about 17 percentage points, which is why we report exact confidence intervals rather than percentages alone.</w:t>
+        <w:t xml:space="preserve">Our Tier 2 training-data generator leaves out the flight-search-then-book pattern. The simulated world only has 6 possible flight routes, and all 6 are already used in the Tier 2 test and held-out sets, leaving no room to make new training examples without repeating test data.</w:t>
       </w:r>
     </w:p>
     <w:p>
@@ -2783,20 +3280,7 @@
         <w:spacing w:after="80"/>
       </w:pPr>
       <w:r>
-        <w:t xml:space="preserve">Our Tier 2 training-data generator leaves out the flight-search-then-book pattern. The simulated world only has 6 possible flight routes, and all 6 are already used in the Tier 2 test and held-out sets, leaving no room to make new training examples without repeating test data.</w:t>
-      </w:r>
-    </w:p>
-    <w:p>
-      <w:pPr>
-        <w:pStyle w:val="ListParagraph"/>
-        <w:numPr>
-          <w:ilvl w:val="0"/>
-          <w:numId w:val="1"/>
-        </w:numPr>
-        <w:spacing w:after="80"/>
-      </w:pPr>
-      <w:r>
-        <w:t xml:space="preserve">The failure-mode taxonomy in Table 2 was built and applied by a single author, without independent validation (e.g. a second grader or inter-rater agreement check). We caught and corrected one grader calibration issue during the study (Section 4), which increases our confidence in the final taxonomy but does not substitute for independent validation.</w:t>
+        <w:t xml:space="preserve">The failure-mode taxonomy in Table 2 was built and applied by a single author, without independent validation (e.g. a second grader or inter-rater agreement check). We caught and corrected grader calibration issues twice during the study, once for Llama's phrasing (Section 4.3) and once for Qwen's (Section 4.4), which increases our confidence in the final taxonomy but does not substitute for independent validation.</w:t>
       </w:r>
     </w:p>
     <w:p>
@@ -2824,7 +3308,7 @@
           <w:i w:val="false"/>
           <w:iCs w:val="false"/>
         </w:rPr>
-        <w:t xml:space="preserve">Across three tiers of agentic tool-use complexity, we find that automatic prompt optimization and fine-tuning cannot be fairly compared when the untouched baseline is already near the ceiling, and that even where a fair comparison is possible, neither method wins uniformly. Prompt optimization matched correct multi-step tool-chaining perfectly across every seed tested (100%, pooled 18/18), significantly outperforming fine-tuning on that skill (72.2% pooled, Fisher's exact test p = 0.046). On a different skill, recognizing a tool error and stopping to report it, the same resource-constrained prompt optimization initially failed completely — but we diagnosed the specific cause directly from model output (repeated identical tool calls, ignoring conversation history) and built a lightweight repetition-guard mechanism that recovered performance to exact parity with fine-tuning (83.3% vs. 83.3%, identical across all 3 seeds tested), without affecting the tier that already worked. This shows that a method's advantage on one agentic skill does not transfer automatically to another, but also that an apparent catastrophic failure need not be treated as a fixed limitation: direct diagnosis of agentic failure modes, backed by multi-seed evidence rather than a single run, can turn a negative result into both a more accurate finding and a concrete, reusable technical contribution.</w:t>
+        <w:t xml:space="preserve">Across three tiers of agentic tool-use complexity, two data regimes, and two base models, we find that automatic prompt optimization and fine-tuning cannot be fairly compared when the untouched baseline is already near the ceiling, that this ceiling pattern is itself model-dependent rather than a fixed property of task difficulty, and that even where a fair comparison is possible, neither method wins uniformly. Prompt optimization matched correct multi-step tool-chaining perfectly across every seed tested at N=10 (100%, pooled 18/18), significantly outperforming fine-tuning on that skill (72.2% pooled, Fisher's exact test p = 0.046) — an advantage that closed entirely once fine-tuning was given 50 examples instead of 10. On a different skill, recognizing a tool error and stopping to report it, the same resource-constrained prompt optimization initially failed completely — but we diagnosed the specific cause directly from model output (repeated identical tool calls, ignoring conversation history) and built a lightweight repetition-guard mechanism that recovered performance to exact parity with fine-tuning at N=10 (83.3% vs. 83.3%, identical across all 3 seeds tested), though fine-tuning edged ahead again at N=50. A cross-model check on Qwen2.5-7B-Instruct showed the underlying ceiling-effect pattern itself does not transfer between models. Together, these results show that a method's advantage on one agentic skill, at one data size, on one model, does not transfer automatically to another, but also that an apparent catastrophic failure need not be treated as a fixed limitation: direct diagnosis of agentic failure modes, backed by multi-seed and multi-model evidence rather than a single run, can turn a negative result into both a more accurate finding and a concrete, reusable technical contribution.</w:t>
       </w:r>
     </w:p>
     <w:p>
